--- a/dashboard-incidencias/docs/PLAN-v2.docx
+++ b/dashboard-incidencias/docs/PLAN-v2.docx
@@ -57,7 +57,7 @@
           <w:sz w:val="20"/>
           <w:szCs w:val="20"/>
         </w:rPr>
-        <w:t xml:space="preserve">·  Plan previo al desarrollo  ·  Marzo 2026  ·  Iago Robo</w:t>
+        <w:t xml:space="preserve">·  Plan previo al desarrollo  ·  Marzo 2026  ·  Iago Robo  ·  dashboard-incidencias/</w:t>
       </w:r>
     </w:p>
     <w:p>
@@ -65,7 +65,6 @@
         <w:pBdr>
           <w:left w:val="single" w:color="C07010" w:sz="20" w:space="6"/>
         </w:pBdr>
-        <w:shd w:fill="FFF8E1" w:val="clear"/>
         <w:spacing w:before="200" w:after="200"/>
         <w:ind w:left="200"/>
       </w:pPr>
@@ -87,7 +86,7 @@
           <w:sz w:val="19"/>
           <w:szCs w:val="19"/>
         </w:rPr>
-        <w:t xml:space="preserve">Los cambios aquí descritos son el objetivo — el CHANGELOG v2.0 documentará lo que finalmente se implementó y cómo quedó.</w:t>
+        <w:t xml:space="preserve">El CHANGELOG v2.0 documentará lo que finalmente se implementó.</w:t>
       </w:r>
     </w:p>
     <w:p>
@@ -117,7 +116,7 @@
           <w:sz w:val="19"/>
           <w:szCs w:val="19"/>
         </w:rPr>
-        <w:t xml:space="preserve">El Dashboard de Incidencias v1.0 es funcional como prototipo de demostración pero presenta tres problemas críticos para un uso real en delegación: los datos no persisten entre sesiones (cualquier incidencia registrada se pierde al recargar), no hay diferenciación visual entre incidencias con y sin diagnóstico IA generado, y no existe ningún mecanismo de alerta para situaciones críticas sin atender. Estos tres puntos son los que bloquean el paso de prototipo a herramienta usable en un turno real.</w:t>
+        <w:t xml:space="preserve">El Dashboard v1.0 es funcional como demo pero presenta tres bloqueos para uso real: los datos no persisten (cualquier incidencia registrada en turno desaparece al recargar), no hay diferenciación visual entre incidencias con y sin diagnóstico IA, y no existe alerta para situaciones críticas sin atender. Estos tres puntos hacen que la herramienta no sea fiable en un entorno de trabajo real.</w:t>
       </w:r>
     </w:p>
     <w:p>
@@ -147,7 +146,7 @@
           <w:sz w:val="19"/>
           <w:szCs w:val="19"/>
         </w:rPr>
-        <w:t xml:space="preserve">Convertir el dashboard en una herramienta operativa para un turno real de almacén. El usuario debe poder registrar incidencias, que estas sobrevivan a una recarga de página, ver de un vistazo cuáles tienen diagnóstico y cuáles no, y recibir una alerta si una incidencia crítica lleva demasiado tiempo sin atender.</w:t>
+        <w:t xml:space="preserve">Convertir el dashboard en operativo para un turno real: incidencias que sobreviven a recargas, visibilidad inmediata del estado de diagnóstico en el listado, y alerta automática para críticas sin atender más de 2 horas.</w:t>
       </w:r>
     </w:p>
     <w:p>
@@ -180,8 +179,8 @@
       </w:tblPr>
       <w:tblGrid>
         <w:gridCol w:w="1200"/>
-        <w:gridCol w:w="2600"/>
-        <w:gridCol w:w="5226"/>
+        <w:gridCol w:w="2800"/>
+        <w:gridCol w:w="5026"/>
       </w:tblGrid>
       <w:tr>
         <w:tc>
@@ -218,7 +217,7 @@
         </w:tc>
         <w:tc>
           <w:tcPr>
-            <w:tcW w:type="dxa" w:w="2600"/>
+            <w:tcW w:type="dxa" w:w="2800"/>
             <w:tcBorders>
               <w:top w:val="single" w:color="1A1A2E" w:sz="6"/>
               <w:left w:val="single" w:color="1A1A2E" w:sz="6"/>
@@ -250,7 +249,7 @@
         </w:tc>
         <w:tc>
           <w:tcPr>
-            <w:tcW w:type="dxa" w:w="5226"/>
+            <w:tcW w:type="dxa" w:w="5026"/>
             <w:tcBorders>
               <w:top w:val="single" w:color="1A1A2E" w:sz="6"/>
               <w:left w:val="single" w:color="1A1A2E" w:sz="6"/>
@@ -318,7 +317,7 @@
         </w:tc>
         <w:tc>
           <w:tcPr>
-            <w:tcW w:type="dxa" w:w="2600"/>
+            <w:tcW w:type="dxa" w:w="2800"/>
             <w:tcBorders>
               <w:top w:val="single" w:color="E0DBD4" w:sz="6"/>
               <w:left w:val="single" w:color="E0DBD4" w:sz="6"/>
@@ -354,7 +353,7 @@
         </w:tc>
         <w:tc>
           <w:tcPr>
-            <w:tcW w:type="dxa" w:w="5226"/>
+            <w:tcW w:type="dxa" w:w="5026"/>
             <w:tcBorders>
               <w:top w:val="single" w:color="E0DBD4" w:sz="6"/>
               <w:left w:val="single" w:color="E0DBD4" w:sz="6"/>
@@ -384,7 +383,7 @@
                 <w:sz w:val="19"/>
                 <w:szCs w:val="19"/>
               </w:rPr>
-              <w:t xml:space="preserve">Las incidencias deben sobrevivir a una recarga. El usuario que registra una incidencia en el turno de mañana debe verla cuando vuelve por la tarde.</w:t>
+              <w:t xml:space="preserve">Las incidencias sobreviven a recargas. Clave 'sonepar_incidencias'. Fallback a las 4 de demo si está vacío.</w:t>
             </w:r>
           </w:p>
         </w:tc>
@@ -426,7 +425,7 @@
         </w:tc>
         <w:tc>
           <w:tcPr>
-            <w:tcW w:type="dxa" w:w="2600"/>
+            <w:tcW w:type="dxa" w:w="2800"/>
             <w:tcBorders>
               <w:top w:val="single" w:color="E0DBD4" w:sz="6"/>
               <w:left w:val="single" w:color="E0DBD4" w:sz="6"/>
@@ -456,13 +455,13 @@
                 <w:sz w:val="19"/>
                 <w:szCs w:val="19"/>
               </w:rPr>
-              <w:t xml:space="preserve">Indicador de diagnóstico IA</w:t>
-            </w:r>
-          </w:p>
-        </w:tc>
-        <w:tc>
-          <w:tcPr>
-            <w:tcW w:type="dxa" w:w="5226"/>
+              <w:t xml:space="preserve">Indicador diagnóstico IA</w:t>
+            </w:r>
+          </w:p>
+        </w:tc>
+        <w:tc>
+          <w:tcPr>
+            <w:tcW w:type="dxa" w:w="5026"/>
             <w:tcBorders>
               <w:top w:val="single" w:color="E0DBD4" w:sz="6"/>
               <w:left w:val="single" w:color="E0DBD4" w:sz="6"/>
@@ -492,7 +491,7 @@
                 <w:sz w:val="19"/>
                 <w:szCs w:val="19"/>
               </w:rPr>
-              <w:t xml:space="preserve">En el listado de incidencias debe ser visible de inmediato cuáles tienen diagnóstico generado y cuáles están pendientes de análisis, sin necesidad de abrir cada una.</w:t>
+              <w:t xml:space="preserve">Badge en cada fila del listado: verde 'CON DIAGNÓSTICO' vs gris 'PENDIENTE'. Sin necesidad de abrir la incidencia.</w:t>
             </w:r>
           </w:p>
         </w:tc>
@@ -534,7 +533,7 @@
         </w:tc>
         <w:tc>
           <w:tcPr>
-            <w:tcW w:type="dxa" w:w="2600"/>
+            <w:tcW w:type="dxa" w:w="2800"/>
             <w:tcBorders>
               <w:top w:val="single" w:color="E0DBD4" w:sz="6"/>
               <w:left w:val="single" w:color="E0DBD4" w:sz="6"/>
@@ -570,7 +569,7 @@
         </w:tc>
         <w:tc>
           <w:tcPr>
-            <w:tcW w:type="dxa" w:w="5226"/>
+            <w:tcW w:type="dxa" w:w="5026"/>
             <w:tcBorders>
               <w:top w:val="single" w:color="E0DBD4" w:sz="6"/>
               <w:left w:val="single" w:color="E0DBD4" w:sz="6"/>
@@ -600,7 +599,7 @@
                 <w:sz w:val="19"/>
                 <w:szCs w:val="19"/>
               </w:rPr>
-              <w:t xml:space="preserve">Si una incidencia de severidad Crítica lleva más de 2 horas en estado Abierta sin diagnóstico ni cambio de estado, debe aparecer un banner de alerta visible en el dashboard.</w:t>
+              <w:t xml:space="preserve">Banner rojo si hay incidencias con severidad Crítica, estado Abierta y más de 2 horas de antigüedad (&gt; 7.200.000 ms).</w:t>
             </w:r>
           </w:p>
         </w:tc>
@@ -642,7 +641,7 @@
         </w:tc>
         <w:tc>
           <w:tcPr>
-            <w:tcW w:type="dxa" w:w="2600"/>
+            <w:tcW w:type="dxa" w:w="2800"/>
             <w:tcBorders>
               <w:top w:val="single" w:color="E0DBD4" w:sz="6"/>
               <w:left w:val="single" w:color="E0DBD4" w:sz="6"/>
@@ -678,7 +677,7 @@
         </w:tc>
         <w:tc>
           <w:tcPr>
-            <w:tcW w:type="dxa" w:w="5226"/>
+            <w:tcW w:type="dxa" w:w="5026"/>
             <w:tcBorders>
               <w:top w:val="single" w:color="E0DBD4" w:sz="6"/>
               <w:left w:val="single" w:color="E0DBD4" w:sz="6"/>
@@ -708,7 +707,7 @@
                 <w:sz w:val="19"/>
                 <w:szCs w:val="19"/>
               </w:rPr>
-              <w:t xml:space="preserve">Feedback visual al guardar una nueva incidencia. En v1 no hay confirmación de que el registro fue exitoso.</w:t>
+              <w:t xml:space="preserve">Feedback visual al guardar incidencia, cambiar estado o guardar observación. Auto-limpieza a los 2500ms.</w:t>
             </w:r>
           </w:p>
         </w:tc>
@@ -750,7 +749,7 @@
         </w:tc>
         <w:tc>
           <w:tcPr>
-            <w:tcW w:type="dxa" w:w="2600"/>
+            <w:tcW w:type="dxa" w:w="2800"/>
             <w:tcBorders>
               <w:top w:val="single" w:color="E0DBD4" w:sz="6"/>
               <w:left w:val="single" w:color="E0DBD4" w:sz="6"/>
@@ -786,7 +785,7 @@
         </w:tc>
         <w:tc>
           <w:tcPr>
-            <w:tcW w:type="dxa" w:w="5226"/>
+            <w:tcW w:type="dxa" w:w="5026"/>
             <w:tcBorders>
               <w:top w:val="single" w:color="E0DBD4" w:sz="6"/>
               <w:left w:val="single" w:color="E0DBD4" w:sz="6"/>
@@ -816,7 +815,7 @@
                 <w:sz w:val="19"/>
                 <w:szCs w:val="19"/>
               </w:rPr>
-              <w:t xml:space="preserve">Textarea adicional en la vista detalle para añadir notas de seguimiento tras la creación de la incidencia.</w:t>
+              <w:t xml:space="preserve">Textarea en vista detalle para notas de seguimiento. Campo 'observaciones' en el objeto incidencia, string vacío por defecto.</w:t>
             </w:r>
           </w:p>
         </w:tc>
@@ -858,7 +857,7 @@
         </w:tc>
         <w:tc>
           <w:tcPr>
-            <w:tcW w:type="dxa" w:w="2600"/>
+            <w:tcW w:type="dxa" w:w="2800"/>
             <w:tcBorders>
               <w:top w:val="single" w:color="E0DBD4" w:sz="6"/>
               <w:left w:val="single" w:color="E0DBD4" w:sz="6"/>
@@ -894,7 +893,7 @@
         </w:tc>
         <w:tc>
           <w:tcPr>
-            <w:tcW w:type="dxa" w:w="5226"/>
+            <w:tcW w:type="dxa" w:w="5026"/>
             <w:tcBorders>
               <w:top w:val="single" w:color="E0DBD4" w:sz="6"/>
               <w:left w:val="single" w:color="E0DBD4" w:sz="6"/>
@@ -924,7 +923,7 @@
                 <w:sz w:val="19"/>
                 <w:szCs w:val="19"/>
               </w:rPr>
-              <w:t xml:space="preserve">Tiempo medio de resolución por tipo de equipo, calculado sobre las incidencias resueltas del historial.</w:t>
+              <w:t xml:space="preserve">Tiempo medio de resolución en horas por tipo de equipo, calculado sobre incidencias resueltas con ambos timestamps.</w:t>
             </w:r>
           </w:p>
         </w:tc>
@@ -966,7 +965,7 @@
         </w:tc>
         <w:tc>
           <w:tcPr>
-            <w:tcW w:type="dxa" w:w="2600"/>
+            <w:tcW w:type="dxa" w:w="2800"/>
             <w:tcBorders>
               <w:top w:val="single" w:color="E0DBD4" w:sz="6"/>
               <w:left w:val="single" w:color="E0DBD4" w:sz="6"/>
@@ -1002,7 +1001,7 @@
         </w:tc>
         <w:tc>
           <w:tcPr>
-            <w:tcW w:type="dxa" w:w="5226"/>
+            <w:tcW w:type="dxa" w:w="5026"/>
             <w:tcBorders>
               <w:top w:val="single" w:color="E0DBD4" w:sz="6"/>
               <w:left w:val="single" w:color="E0DBD4" w:sz="6"/>
@@ -1032,7 +1031,7 @@
                 <w:sz w:val="19"/>
                 <w:szCs w:val="19"/>
               </w:rPr>
-              <w:t xml:space="preserve">Transición visual cuando se añade una nueva incidencia al listado. Mejora la percepción de respuesta del sistema.</w:t>
+              <w:t xml:space="preserve">Transición CSS al añadir una nueva incidencia al listado.</w:t>
             </w:r>
           </w:p>
         </w:tc>
@@ -1067,7 +1066,7 @@
           <w:sz w:val="22"/>
           <w:szCs w:val="22"/>
         </w:rPr>
-        <w:t xml:space="preserve">4.1  Persistencia en localStorage</w:t>
+        <w:t xml:space="preserve">4.1  Persistencia</w:t>
       </w:r>
     </w:p>
     <w:p>
@@ -1081,7 +1080,7 @@
           <w:sz w:val="19"/>
           <w:szCs w:val="19"/>
         </w:rPr>
-        <w:t xml:space="preserve">Clave de almacenamiento: 'sonepar_incidencias'. El array de incidencias se serializa con JSON.stringify() en cada modificación (nueva incidencia, cambio de estado, añadir observación, guardar diagnóstico IA). Se deserializa con JSON.parse() en el useEffect de montaje del componente.</w:t>
+        <w:t xml:space="preserve">Clave: 'sonepar_incidencias'. Escritura en cada modificación (crear, cambiar estado, guardar diagnóstico, guardar observación). Lectura en useEffect de montaje. Si vacío, cargar las 4 de demo con timestamps de Date.now() - 1800000 (hace 30 min) para no activar la alerta de 2h por defecto.</w:t>
       </w:r>
     </w:p>
     <w:p>
@@ -1095,7 +1094,51 @@
           <w:sz w:val="19"/>
           <w:szCs w:val="19"/>
         </w:rPr>
-        <w:t xml:space="preserve">Consideraciones: las incidencias de demo (las 4 precargadas en v1) solo deben cargarse si localStorage está vacío — no sobreescribir datos reales del usuario. Gestión de errores con try/catch en lectura y escritura.</w:t>
+        <w:t xml:space="preserve">Migración automática: si una incidencia cargada no tiene campo 'fechaCreacion' (dato de v1), añadirlo con Date.now() en el momento de la carga.</w:t>
+      </w:r>
+    </w:p>
+    <w:p>
+      <w:pPr>
+        <w:spacing w:before="260" w:after="80"/>
+      </w:pPr>
+      <w:r>
+        <w:rPr>
+          <w:rFonts w:ascii="Arial" w:cs="Arial" w:eastAsia="Arial" w:hAnsi="Arial"/>
+          <w:b/>
+          <w:bCs/>
+          <w:color w:val="C62828"/>
+          <w:sz w:val="22"/>
+          <w:szCs w:val="22"/>
+        </w:rPr>
+        <w:t xml:space="preserve">4.2  Alerta incidencias críticas</w:t>
+      </w:r>
+    </w:p>
+    <w:p>
+      <w:pPr>
+        <w:spacing w:before="60" w:after="80"/>
+      </w:pPr>
+      <w:r>
+        <w:rPr>
+          <w:rFonts w:ascii="Arial" w:cs="Arial" w:eastAsia="Arial" w:hAnsi="Arial"/>
+          <w:color w:val="555555"/>
+          <w:sz w:val="19"/>
+          <w:szCs w:val="19"/>
+        </w:rPr>
+        <w:t xml:space="preserve">Condición: severidad === 'Crítica' AND estado === 'Abierta' AND (Date.now() - fechaCreacion) &gt; 7200000. El campo fechaCreacion debe guardarse como timestamp numérico (Date.now()), no como string formateado como en v1.</w:t>
+      </w:r>
+    </w:p>
+    <w:p>
+      <w:pPr>
+        <w:spacing w:before="60" w:after="80"/>
+      </w:pPr>
+      <w:r>
+        <w:rPr>
+          <w:rFonts w:ascii="Arial" w:cs="Arial" w:eastAsia="Arial" w:hAnsi="Arial"/>
+          <w:color w:val="555555"/>
+          <w:sz w:val="19"/>
+          <w:szCs w:val="19"/>
+        </w:rPr>
+        <w:t xml:space="preserve">Renderizado: banner fijo bajo el header con fondo rojo oscuro, mostrando el número de incidencias críticas sin atender y sus referencias. Se oculta si la condición no se cumple para ninguna incidencia.</w:t>
       </w:r>
     </w:p>
     <w:tbl>
@@ -1175,7 +1218,7 @@
                 <w:sz w:val="17"/>
                 <w:szCs w:val="17"/>
               </w:rPr>
-              <w:t xml:space="preserve">Valor</w:t>
+              <w:t xml:space="preserve">Valor / Descripción</w:t>
             </w:r>
           </w:p>
         </w:tc>
@@ -1213,7 +1256,7 @@
                 <w:sz w:val="18"/>
                 <w:szCs w:val="18"/>
               </w:rPr>
-              <w:t xml:space="preserve">Clave localStorage</w:t>
+              <w:t xml:space="preserve">Umbral de tiempo</w:t>
             </w:r>
           </w:p>
         </w:tc>
@@ -1249,7 +1292,7 @@
                 <w:sz w:val="18"/>
                 <w:szCs w:val="18"/>
               </w:rPr>
-              <w:t xml:space="preserve">sonepar_incidencias</w:t>
+              <w:t xml:space="preserve">7.200.000 ms = 2 horas exactas</w:t>
             </w:r>
           </w:p>
         </w:tc>
@@ -1287,7 +1330,7 @@
                 <w:sz w:val="18"/>
                 <w:szCs w:val="18"/>
               </w:rPr>
-              <w:t xml:space="preserve">Formato</w:t>
+              <w:t xml:space="preserve">Campo requerido</w:t>
             </w:r>
           </w:p>
         </w:tc>
@@ -1323,7 +1366,7 @@
                 <w:sz w:val="18"/>
                 <w:szCs w:val="18"/>
               </w:rPr>
-              <w:t xml:space="preserve">JSON.stringify(array de objetos incidencia)</w:t>
+              <w:t xml:space="preserve">fechaCreacion: number (Date.now() al crear la incidencia)</w:t>
             </w:r>
           </w:p>
         </w:tc>
@@ -1361,7 +1404,7 @@
                 <w:sz w:val="18"/>
                 <w:szCs w:val="18"/>
               </w:rPr>
-              <w:t xml:space="preserve">Cuándo se escribe</w:t>
+              <w:t xml:space="preserve">Campo nuevo v2</w:t>
             </w:r>
           </w:p>
         </w:tc>
@@ -1397,7 +1440,7 @@
                 <w:sz w:val="18"/>
                 <w:szCs w:val="18"/>
               </w:rPr>
-              <w:t xml:space="preserve">Al crear, modificar estado, añadir observación, guardar diagnóstico</w:t>
+              <w:t xml:space="preserve">fechaResolucion: number|null — Date.now() al cambiar a estado Resuelta</w:t>
             </w:r>
           </w:p>
         </w:tc>
@@ -1435,7 +1478,7 @@
                 <w:sz w:val="18"/>
                 <w:szCs w:val="18"/>
               </w:rPr>
-              <w:t xml:space="preserve">Cuándo se lee</w:t>
+              <w:t xml:space="preserve">Demos con timestamps</w:t>
             </w:r>
           </w:p>
         </w:tc>
@@ -1471,165 +1514,12 @@
                 <w:sz w:val="18"/>
                 <w:szCs w:val="18"/>
               </w:rPr>
-              <w:t xml:space="preserve">useEffect vacío — montaje del componente</w:t>
-            </w:r>
-          </w:p>
-        </w:tc>
-      </w:tr>
-      <w:tr>
-        <w:tc>
-          <w:tcPr>
-            <w:tcW w:type="dxa" w:w="3000"/>
-            <w:tcBorders>
-              <w:top w:val="single" w:color="E0DBD4" w:sz="6"/>
-              <w:left w:val="single" w:color="E0DBD4" w:sz="6"/>
-              <w:bottom w:val="single" w:color="E0DBD4" w:sz="6"/>
-              <w:right w:val="single" w:color="E0DBD4" w:sz="6"/>
-            </w:tcBorders>
-            <w:shd w:fill="FFFFFF" w:val="clear"/>
-            <w:tcMar>
-              <w:top w:type="dxa" w:w="90"/>
-              <w:left w:type="dxa" w:w="150"/>
-              <w:bottom w:type="dxa" w:w="90"/>
-              <w:right w:type="dxa" w:w="150"/>
-            </w:tcMar>
-          </w:tcPr>
-          <w:p>
-            <w:pPr>
-              <w:jc w:val="left"/>
-            </w:pPr>
-            <w:r>
-              <w:rPr>
-                <w:rFonts w:ascii="Arial" w:cs="Arial" w:eastAsia="Arial" w:hAnsi="Arial"/>
-                <w:b/>
-                <w:bCs/>
-                <w:i w:val="false"/>
-                <w:iCs w:val="false"/>
-                <w:color w:val="1A1A2E"/>
-                <w:sz w:val="18"/>
-                <w:szCs w:val="18"/>
-              </w:rPr>
-              <w:t xml:space="preserve">Fallback si vacío</w:t>
-            </w:r>
-          </w:p>
-        </w:tc>
-        <w:tc>
-          <w:tcPr>
-            <w:tcW w:type="dxa" w:w="6026"/>
-            <w:tcBorders>
-              <w:top w:val="single" w:color="E0DBD4" w:sz="6"/>
-              <w:left w:val="single" w:color="E0DBD4" w:sz="6"/>
-              <w:bottom w:val="single" w:color="E0DBD4" w:sz="6"/>
-              <w:right w:val="single" w:color="E0DBD4" w:sz="6"/>
-            </w:tcBorders>
-            <w:shd w:fill="FFFFFF" w:val="clear"/>
-            <w:tcMar>
-              <w:top w:type="dxa" w:w="90"/>
-              <w:left w:type="dxa" w:w="150"/>
-              <w:bottom w:type="dxa" w:w="90"/>
-              <w:right w:type="dxa" w:w="150"/>
-            </w:tcMar>
-          </w:tcPr>
-          <w:p>
-            <w:pPr>
-              <w:jc w:val="left"/>
-            </w:pPr>
-            <w:r>
-              <w:rPr>
-                <w:rFonts w:ascii="Arial" w:cs="Arial" w:eastAsia="Arial" w:hAnsi="Arial"/>
-                <w:b w:val="false"/>
-                <w:bCs w:val="false"/>
-                <w:i w:val="false"/>
-                <w:iCs w:val="false"/>
-                <w:color w:val="1A1A2E"/>
-                <w:sz w:val="18"/>
-                <w:szCs w:val="18"/>
-              </w:rPr>
-              <w:t xml:space="preserve">Cargar las 4 incidencias de demo</w:t>
-            </w:r>
-          </w:p>
-        </w:tc>
-      </w:tr>
-      <w:tr>
-        <w:tc>
-          <w:tcPr>
-            <w:tcW w:type="dxa" w:w="3000"/>
-            <w:tcBorders>
-              <w:top w:val="single" w:color="E0DBD4" w:sz="6"/>
-              <w:left w:val="single" w:color="E0DBD4" w:sz="6"/>
-              <w:bottom w:val="single" w:color="E0DBD4" w:sz="6"/>
-              <w:right w:val="single" w:color="E0DBD4" w:sz="6"/>
-            </w:tcBorders>
-            <w:shd w:fill="FFFFFF" w:val="clear"/>
-            <w:tcMar>
-              <w:top w:type="dxa" w:w="90"/>
-              <w:left w:type="dxa" w:w="150"/>
-              <w:bottom w:type="dxa" w:w="90"/>
-              <w:right w:type="dxa" w:w="150"/>
-            </w:tcMar>
-          </w:tcPr>
-          <w:p>
-            <w:pPr>
-              <w:jc w:val="left"/>
-            </w:pPr>
-            <w:r>
-              <w:rPr>
-                <w:rFonts w:ascii="Arial" w:cs="Arial" w:eastAsia="Arial" w:hAnsi="Arial"/>
-                <w:b/>
-                <w:bCs/>
-                <w:i w:val="false"/>
-                <w:iCs w:val="false"/>
-                <w:color w:val="1A1A2E"/>
-                <w:sz w:val="18"/>
-                <w:szCs w:val="18"/>
-              </w:rPr>
-              <w:t xml:space="preserve">Límite</w:t>
-            </w:r>
-          </w:p>
-        </w:tc>
-        <w:tc>
-          <w:tcPr>
-            <w:tcW w:type="dxa" w:w="6026"/>
-            <w:tcBorders>
-              <w:top w:val="single" w:color="E0DBD4" w:sz="6"/>
-              <w:left w:val="single" w:color="E0DBD4" w:sz="6"/>
-              <w:bottom w:val="single" w:color="E0DBD4" w:sz="6"/>
-              <w:right w:val="single" w:color="E0DBD4" w:sz="6"/>
-            </w:tcBorders>
-            <w:shd w:fill="FFFFFF" w:val="clear"/>
-            <w:tcMar>
-              <w:top w:type="dxa" w:w="90"/>
-              <w:left w:type="dxa" w:w="150"/>
-              <w:bottom w:type="dxa" w:w="90"/>
-              <w:right w:type="dxa" w:w="150"/>
-            </w:tcMar>
-          </w:tcPr>
-          <w:p>
-            <w:pPr>
-              <w:jc w:val="left"/>
-            </w:pPr>
-            <w:r>
-              <w:rPr>
-                <w:rFonts w:ascii="Arial" w:cs="Arial" w:eastAsia="Arial" w:hAnsi="Arial"/>
-                <w:b w:val="false"/>
-                <w:bCs w:val="false"/>
-                <w:i w:val="false"/>
-                <w:iCs w:val="false"/>
-                <w:color w:val="1A1A2E"/>
-                <w:sz w:val="18"/>
-                <w:szCs w:val="18"/>
-              </w:rPr>
-              <w:t xml:space="preserve">Sin límite en v2 — se plantea para v3 si el volumen crece</w:t>
+              <w:t xml:space="preserve">Date.now() - 1800000 (30 min atrás) — no activa la alerta al cargar</w:t>
             </w:r>
           </w:p>
         </w:tc>
       </w:tr>
     </w:tbl>
-    <w:p>
-      <w:pPr>
-        <w:spacing w:before="160" w:after="0"/>
-      </w:pPr>
-    </w:p>
     <w:p>
       <w:pPr>
         <w:spacing w:before="260" w:after="80"/>
@@ -1643,7 +1533,7 @@
           <w:sz w:val="22"/>
           <w:szCs w:val="22"/>
         </w:rPr>
-        <w:t xml:space="preserve">4.2  Indicador de diagnóstico IA</w:t>
+        <w:t xml:space="preserve">4.3  Campo observaciones</w:t>
       </w:r>
     </w:p>
     <w:p>
@@ -1657,27 +1547,8 @@
           <w:sz w:val="19"/>
           <w:szCs w:val="19"/>
         </w:rPr>
-        <w:t xml:space="preserve">En el listado de incidencias, cada fila debe mostrar un badge diferenciado según si el campo 'diagnostico' del objeto incidencia está definido o es null. Propuesta: badge verde 'CON DIAGNÓSTICO' vs badge gris 'SIN DIAGNÓSTICO'. El badge debe ser clickable para abrir directamente la vista detalle en el panel de diagnóstico.</w:t>
-      </w:r>
-    </w:p>
-    <w:p>
-      <w:pPr>
-        <w:spacing w:before="60" w:after="80"/>
-      </w:pPr>
-      <w:r>
-        <w:rPr>
-          <w:rFonts w:ascii="Arial" w:cs="Arial" w:eastAsia="Arial" w:hAnsi="Arial"/>
-          <w:color w:val="555555"/>
-          <w:sz w:val="19"/>
-          <w:szCs w:val="19"/>
-        </w:rPr>
-        <w:t xml:space="preserve">No requiere cambios en la estructura de datos — el campo 'diagnostico' ya existe en v1, simplemente no se visualiza en el listado.</w:t>
-      </w:r>
-    </w:p>
-    <w:p>
-      <w:pPr>
-        <w:spacing w:before="160" w:after="0"/>
-      </w:pPr>
+        <w:t xml:space="preserve">Nuevo campo 'observaciones' en el objeto incidencia, inicializado como string vacío. Textarea en vista detalle con botón 'Guardar observación'. Al guardar: update inmutable del array con map(), escritura en localStorage, toast de confirmación. maxLength: 500 caracteres.</w:t>
+      </w:r>
     </w:p>
     <w:p>
       <w:pPr>
@@ -1692,7 +1563,7 @@
           <w:sz w:val="22"/>
           <w:szCs w:val="22"/>
         </w:rPr>
-        <w:t xml:space="preserve">4.3  Alerta de incidencias críticas sin atender</w:t>
+        <w:t xml:space="preserve">4.4  Estadísticas de resolución</w:t>
       </w:r>
     </w:p>
     <w:p>
@@ -1706,154 +1577,18 @@
           <w:sz w:val="19"/>
           <w:szCs w:val="19"/>
         </w:rPr>
-        <w:t xml:space="preserve">Condición de activación: incidencia con severidad === 'Crítica' AND estado === 'Abierta' AND (Date.now() - fechaCreacion) &gt; 7200000 ms (2 horas).</w:t>
-      </w:r>
-    </w:p>
-    <w:p>
-      <w:pPr>
-        <w:spacing w:before="60" w:after="80"/>
-      </w:pPr>
-      <w:r>
-        <w:rPr>
-          <w:rFonts w:ascii="Arial" w:cs="Arial" w:eastAsia="Arial" w:hAnsi="Arial"/>
-          <w:color w:val="555555"/>
-          <w:sz w:val="19"/>
-          <w:szCs w:val="19"/>
-        </w:rPr>
-        <w:t xml:space="preserve">Para calcular el tiempo transcurrido, la fecha de creación debe almacenarse como timestamp numérico (Date.now()) en lugar de string formateado. Cambio breaking respecto a v1: las 4 incidencias de demo deben tener timestamps coherentes (no demasiado antiguos para no activar la alerta por defecto al cargar).</w:t>
-      </w:r>
-    </w:p>
-    <w:p>
-      <w:pPr>
-        <w:spacing w:before="60" w:after="80"/>
-      </w:pPr>
-      <w:r>
-        <w:rPr>
-          <w:rFonts w:ascii="Arial" w:cs="Arial" w:eastAsia="Arial" w:hAnsi="Arial"/>
-          <w:color w:val="555555"/>
-          <w:sz w:val="19"/>
-          <w:szCs w:val="19"/>
-        </w:rPr>
-        <w:t xml:space="preserve">Renderizado: banner rojo fijo en la parte superior del dashboard con la cuenta de incidencias críticas sin atender y sus referencias. Se oculta si la condición no se cumple para ninguna incidencia.</w:t>
-      </w:r>
-    </w:p>
-    <w:p>
-      <w:pPr>
-        <w:spacing w:before="160" w:after="0"/>
-      </w:pPr>
-    </w:p>
-    <w:p>
-      <w:pPr>
-        <w:spacing w:before="260" w:after="80"/>
-      </w:pPr>
-      <w:r>
-        <w:rPr>
-          <w:rFonts w:ascii="Arial" w:cs="Arial" w:eastAsia="Arial" w:hAnsi="Arial"/>
-          <w:b/>
-          <w:bCs/>
-          <w:color w:val="C62828"/>
-          <w:sz w:val="22"/>
-          <w:szCs w:val="22"/>
-        </w:rPr>
-        <w:t xml:space="preserve">4.4  Toast de confirmación</w:t>
-      </w:r>
-    </w:p>
-    <w:p>
-      <w:pPr>
-        <w:spacing w:before="60" w:after="80"/>
-      </w:pPr>
-      <w:r>
-        <w:rPr>
-          <w:rFonts w:ascii="Arial" w:cs="Arial" w:eastAsia="Arial" w:hAnsi="Arial"/>
-          <w:color w:val="555555"/>
-          <w:sz w:val="19"/>
-          <w:szCs w:val="19"/>
-        </w:rPr>
-        <w:t xml:space="preserve">Estado 'toast' con mensaje y auto-limpieza a los 2500ms. Activado al: guardar nueva incidencia, cambiar estado de una incidencia, guardar observación. Posición fixed bottom-right para no interferir con el contenido del dashboard.</w:t>
-      </w:r>
-    </w:p>
-    <w:p>
-      <w:pPr>
-        <w:spacing w:before="160" w:after="0"/>
-      </w:pPr>
-    </w:p>
-    <w:p>
-      <w:pPr>
-        <w:spacing w:before="260" w:after="80"/>
-      </w:pPr>
-      <w:r>
-        <w:rPr>
-          <w:rFonts w:ascii="Arial" w:cs="Arial" w:eastAsia="Arial" w:hAnsi="Arial"/>
-          <w:b/>
-          <w:bCs/>
-          <w:color w:val="C62828"/>
-          <w:sz w:val="22"/>
-          <w:szCs w:val="22"/>
-        </w:rPr>
-        <w:t xml:space="preserve">4.5  Campo de observaciones</w:t>
-      </w:r>
-    </w:p>
-    <w:p>
-      <w:pPr>
-        <w:spacing w:before="60" w:after="80"/>
-      </w:pPr>
-      <w:r>
-        <w:rPr>
-          <w:rFonts w:ascii="Arial" w:cs="Arial" w:eastAsia="Arial" w:hAnsi="Arial"/>
-          <w:color w:val="555555"/>
-          <w:sz w:val="19"/>
-          <w:szCs w:val="19"/>
-        </w:rPr>
-        <w:t xml:space="preserve">Nuevo campo 'observaciones' en el objeto incidencia, inicializado como string vacío. En la vista detalle, textarea editable con botón 'Guardar observación'. Al guardar se actualiza el array de incidencias y se persiste en localStorage. Se muestra debajo de los datos del registro, encima del diagnóstico IA.</w:t>
-      </w:r>
-    </w:p>
-    <w:p>
-      <w:pPr>
-        <w:spacing w:before="160" w:after="0"/>
-      </w:pPr>
-    </w:p>
-    <w:p>
-      <w:pPr>
-        <w:spacing w:before="260" w:after="80"/>
-      </w:pPr>
-      <w:r>
-        <w:rPr>
-          <w:rFonts w:ascii="Arial" w:cs="Arial" w:eastAsia="Arial" w:hAnsi="Arial"/>
-          <w:b/>
-          <w:bCs/>
-          <w:color w:val="C62828"/>
-          <w:sz w:val="22"/>
-          <w:szCs w:val="22"/>
-        </w:rPr>
-        <w:t xml:space="preserve">4.6  Estadísticas de resolución</w:t>
-      </w:r>
-    </w:p>
-    <w:p>
-      <w:pPr>
-        <w:spacing w:before="60" w:after="80"/>
-      </w:pPr>
-      <w:r>
-        <w:rPr>
-          <w:rFonts w:ascii="Arial" w:cs="Arial" w:eastAsia="Arial" w:hAnsi="Arial"/>
-          <w:color w:val="555555"/>
-          <w:sz w:val="19"/>
-          <w:szCs w:val="19"/>
-        </w:rPr>
-        <w:t xml:space="preserve">Calculadas sobre las incidencias en estado 'Resuelta' que tengan ambos timestamps: fechaCreacion y fechaResolucion. La fechaResolucion se registra automáticamente al cambiar el estado a 'Resuelta'.</w:t>
-      </w:r>
-    </w:p>
-    <w:p>
-      <w:pPr>
-        <w:spacing w:before="60" w:after="80"/>
-      </w:pPr>
-      <w:r>
-        <w:rPr>
-          <w:rFonts w:ascii="Arial" w:cs="Arial" w:eastAsia="Arial" w:hAnsi="Arial"/>
-          <w:color w:val="555555"/>
-          <w:sz w:val="19"/>
-          <w:szCs w:val="19"/>
-        </w:rPr>
-        <w:t xml:space="preserve">Métrica a mostrar: tiempo medio de resolución en horas, agrupado por equipo. Renderizado en un panel colapsable en el footer del dashboard, visible solo si hay al menos 2 incidencias resueltas con timestamps completos.</w:t>
+        <w:t xml:space="preserve">Calculadas sobre incidencias con estado === 'Resuelta' y fechaResolucion !== null. Agrupación por campo 'equipo'. Métrica: (fechaResolucion - fechaCreacion) / 3600000 para obtener horas. Panel colapsable en el footer del dashboard, visible solo si hay 2 o más incidencias resueltas con datos completos.</w:t>
+      </w:r>
+    </w:p>
+    <w:p>
+      <w:pPr>
+        <w:pBdr>
+          <w:bottom w:val="single" w:color="E0DBD4" w:sz="2" w:space="1"/>
+        </w:pBdr>
+        <w:spacing w:before="220" w:after="220"/>
+      </w:pPr>
+      <w:r>
+        <w:t xml:space="preserve"/>
       </w:r>
     </w:p>
     <w:p>
@@ -1870,1506 +1605,6 @@
           <w:szCs w:val="22"/>
         </w:rPr>
         <w:t xml:space="preserve">5. Estructura de datos — objeto incidencia v2</w:t>
-      </w:r>
-    </w:p>
-    <w:tbl>
-      <w:tblPr>
-        <w:tblW w:type="dxa" w:w="9026"/>
-        <w:tblBorders>
-          <w:top w:val="single" w:color="auto" w:sz="4"/>
-          <w:left w:val="single" w:color="auto" w:sz="4"/>
-          <w:bottom w:val="single" w:color="auto" w:sz="4"/>
-          <w:right w:val="single" w:color="auto" w:sz="4"/>
-          <w:insideH w:val="single" w:color="auto" w:sz="4"/>
-          <w:insideV w:val="single" w:color="auto" w:sz="4"/>
-        </w:tblBorders>
-      </w:tblPr>
-      <w:tblGrid>
-        <w:gridCol w:w="2200"/>
-        <w:gridCol w:w="1800"/>
-        <w:gridCol w:w="5026"/>
-      </w:tblGrid>
-      <w:tr>
-        <w:tc>
-          <w:tcPr>
-            <w:tcW w:type="dxa" w:w="2200"/>
-            <w:tcBorders>
-              <w:top w:val="single" w:color="1A1A2E" w:sz="6"/>
-              <w:left w:val="single" w:color="1A1A2E" w:sz="6"/>
-              <w:bottom w:val="single" w:color="1A1A2E" w:sz="6"/>
-              <w:right w:val="single" w:color="1A1A2E" w:sz="6"/>
-            </w:tcBorders>
-            <w:shd w:fill="1A1A2E" w:val="clear"/>
-            <w:tcMar>
-              <w:top w:type="dxa" w:w="80"/>
-              <w:left w:type="dxa" w:w="150"/>
-              <w:bottom w:type="dxa" w:w="80"/>
-              <w:right w:type="dxa" w:w="150"/>
-            </w:tcMar>
-          </w:tcPr>
-          <w:p>
-            <w:r>
-              <w:rPr>
-                <w:rFonts w:ascii="Arial" w:cs="Arial" w:eastAsia="Arial" w:hAnsi="Arial"/>
-                <w:b/>
-                <w:bCs/>
-                <w:caps/>
-                <w:color w:val="FFFFFF"/>
-                <w:sz w:val="17"/>
-                <w:szCs w:val="17"/>
-              </w:rPr>
-              <w:t xml:space="preserve">Campo</w:t>
-            </w:r>
-          </w:p>
-        </w:tc>
-        <w:tc>
-          <w:tcPr>
-            <w:tcW w:type="dxa" w:w="1800"/>
-            <w:tcBorders>
-              <w:top w:val="single" w:color="1A1A2E" w:sz="6"/>
-              <w:left w:val="single" w:color="1A1A2E" w:sz="6"/>
-              <w:bottom w:val="single" w:color="1A1A2E" w:sz="6"/>
-              <w:right w:val="single" w:color="1A1A2E" w:sz="6"/>
-            </w:tcBorders>
-            <w:shd w:fill="1A1A2E" w:val="clear"/>
-            <w:tcMar>
-              <w:top w:type="dxa" w:w="80"/>
-              <w:left w:type="dxa" w:w="150"/>
-              <w:bottom w:type="dxa" w:w="80"/>
-              <w:right w:type="dxa" w:w="150"/>
-            </w:tcMar>
-          </w:tcPr>
-          <w:p>
-            <w:r>
-              <w:rPr>
-                <w:rFonts w:ascii="Arial" w:cs="Arial" w:eastAsia="Arial" w:hAnsi="Arial"/>
-                <w:b/>
-                <w:bCs/>
-                <w:caps/>
-                <w:color w:val="FFFFFF"/>
-                <w:sz w:val="17"/>
-                <w:szCs w:val="17"/>
-              </w:rPr>
-              <w:t xml:space="preserve">Tipo</w:t>
-            </w:r>
-          </w:p>
-        </w:tc>
-        <w:tc>
-          <w:tcPr>
-            <w:tcW w:type="dxa" w:w="5026"/>
-            <w:tcBorders>
-              <w:top w:val="single" w:color="1A1A2E" w:sz="6"/>
-              <w:left w:val="single" w:color="1A1A2E" w:sz="6"/>
-              <w:bottom w:val="single" w:color="1A1A2E" w:sz="6"/>
-              <w:right w:val="single" w:color="1A1A2E" w:sz="6"/>
-            </w:tcBorders>
-            <w:shd w:fill="1A1A2E" w:val="clear"/>
-            <w:tcMar>
-              <w:top w:type="dxa" w:w="80"/>
-              <w:left w:type="dxa" w:w="150"/>
-              <w:bottom w:type="dxa" w:w="80"/>
-              <w:right w:type="dxa" w:w="150"/>
-            </w:tcMar>
-          </w:tcPr>
-          <w:p>
-            <w:r>
-              <w:rPr>
-                <w:rFonts w:ascii="Arial" w:cs="Arial" w:eastAsia="Arial" w:hAnsi="Arial"/>
-                <w:b/>
-                <w:bCs/>
-                <w:caps/>
-                <w:color w:val="FFFFFF"/>
-                <w:sz w:val="17"/>
-                <w:szCs w:val="17"/>
-              </w:rPr>
-              <w:t xml:space="preserve">Descripción</w:t>
-            </w:r>
-          </w:p>
-        </w:tc>
-      </w:tr>
-      <w:tr>
-        <w:tc>
-          <w:tcPr>
-            <w:tcW w:type="dxa" w:w="2200"/>
-            <w:tcBorders>
-              <w:top w:val="single" w:color="E0DBD4" w:sz="6"/>
-              <w:left w:val="single" w:color="E0DBD4" w:sz="6"/>
-              <w:bottom w:val="single" w:color="E0DBD4" w:sz="6"/>
-              <w:right w:val="single" w:color="E0DBD4" w:sz="6"/>
-            </w:tcBorders>
-            <w:shd w:fill="FFFFFF" w:val="clear"/>
-            <w:tcMar>
-              <w:top w:type="dxa" w:w="90"/>
-              <w:left w:type="dxa" w:w="150"/>
-              <w:bottom w:type="dxa" w:w="90"/>
-              <w:right w:type="dxa" w:w="150"/>
-            </w:tcMar>
-          </w:tcPr>
-          <w:p>
-            <w:pPr>
-              <w:jc w:val="left"/>
-            </w:pPr>
-            <w:r>
-              <w:rPr>
-                <w:rFonts w:ascii="Arial" w:cs="Arial" w:eastAsia="Arial" w:hAnsi="Arial"/>
-                <w:b/>
-                <w:bCs/>
-                <w:i w:val="false"/>
-                <w:iCs w:val="false"/>
-                <w:color w:val="C62828"/>
-                <w:sz w:val="18"/>
-                <w:szCs w:val="18"/>
-              </w:rPr>
-              <w:t xml:space="preserve">id</w:t>
-            </w:r>
-          </w:p>
-        </w:tc>
-        <w:tc>
-          <w:tcPr>
-            <w:tcW w:type="dxa" w:w="1800"/>
-            <w:tcBorders>
-              <w:top w:val="single" w:color="E0DBD4" w:sz="6"/>
-              <w:left w:val="single" w:color="E0DBD4" w:sz="6"/>
-              <w:bottom w:val="single" w:color="E0DBD4" w:sz="6"/>
-              <w:right w:val="single" w:color="E0DBD4" w:sz="6"/>
-            </w:tcBorders>
-            <w:shd w:fill="FFFFFF" w:val="clear"/>
-            <w:tcMar>
-              <w:top w:type="dxa" w:w="90"/>
-              <w:left w:type="dxa" w:w="150"/>
-              <w:bottom w:type="dxa" w:w="90"/>
-              <w:right w:type="dxa" w:w="150"/>
-            </w:tcMar>
-          </w:tcPr>
-          <w:p>
-            <w:pPr>
-              <w:jc w:val="left"/>
-            </w:pPr>
-            <w:r>
-              <w:rPr>
-                <w:rFonts w:ascii="Arial" w:cs="Arial" w:eastAsia="Arial" w:hAnsi="Arial"/>
-                <w:b w:val="false"/>
-                <w:bCs w:val="false"/>
-                <w:i/>
-                <w:iCs/>
-                <w:color w:val="1A3A6A"/>
-                <w:sz w:val="18"/>
-                <w:szCs w:val="18"/>
-              </w:rPr>
-              <w:t xml:space="preserve">number</w:t>
-            </w:r>
-          </w:p>
-        </w:tc>
-        <w:tc>
-          <w:tcPr>
-            <w:tcW w:type="dxa" w:w="5026"/>
-            <w:tcBorders>
-              <w:top w:val="single" w:color="E0DBD4" w:sz="6"/>
-              <w:left w:val="single" w:color="E0DBD4" w:sz="6"/>
-              <w:bottom w:val="single" w:color="E0DBD4" w:sz="6"/>
-              <w:right w:val="single" w:color="E0DBD4" w:sz="6"/>
-            </w:tcBorders>
-            <w:shd w:fill="FFFFFF" w:val="clear"/>
-            <w:tcMar>
-              <w:top w:type="dxa" w:w="90"/>
-              <w:left w:type="dxa" w:w="150"/>
-              <w:bottom w:type="dxa" w:w="90"/>
-              <w:right w:type="dxa" w:w="150"/>
-            </w:tcMar>
-          </w:tcPr>
-          <w:p>
-            <w:pPr>
-              <w:jc w:val="left"/>
-            </w:pPr>
-            <w:r>
-              <w:rPr>
-                <w:rFonts w:ascii="Arial" w:cs="Arial" w:eastAsia="Arial" w:hAnsi="Arial"/>
-                <w:b w:val="false"/>
-                <w:bCs w:val="false"/>
-                <w:i w:val="false"/>
-                <w:iCs w:val="false"/>
-                <w:color w:val="1A1A2E"/>
-                <w:sz w:val="18"/>
-                <w:szCs w:val="18"/>
-              </w:rPr>
-              <w:t xml:space="preserve">Date.now() — timestamp de creación como ID único</w:t>
-            </w:r>
-          </w:p>
-        </w:tc>
-      </w:tr>
-      <w:tr>
-        <w:tc>
-          <w:tcPr>
-            <w:tcW w:type="dxa" w:w="2200"/>
-            <w:tcBorders>
-              <w:top w:val="single" w:color="E0DBD4" w:sz="6"/>
-              <w:left w:val="single" w:color="E0DBD4" w:sz="6"/>
-              <w:bottom w:val="single" w:color="E0DBD4" w:sz="6"/>
-              <w:right w:val="single" w:color="E0DBD4" w:sz="6"/>
-            </w:tcBorders>
-            <w:shd w:fill="FFFFFF" w:val="clear"/>
-            <w:tcMar>
-              <w:top w:type="dxa" w:w="90"/>
-              <w:left w:type="dxa" w:w="150"/>
-              <w:bottom w:type="dxa" w:w="90"/>
-              <w:right w:type="dxa" w:w="150"/>
-            </w:tcMar>
-          </w:tcPr>
-          <w:p>
-            <w:pPr>
-              <w:jc w:val="left"/>
-            </w:pPr>
-            <w:r>
-              <w:rPr>
-                <w:rFonts w:ascii="Arial" w:cs="Arial" w:eastAsia="Arial" w:hAnsi="Arial"/>
-                <w:b/>
-                <w:bCs/>
-                <w:i w:val="false"/>
-                <w:iCs w:val="false"/>
-                <w:color w:val="C62828"/>
-                <w:sz w:val="18"/>
-                <w:szCs w:val="18"/>
-              </w:rPr>
-              <w:t xml:space="preserve">equipo</w:t>
-            </w:r>
-          </w:p>
-        </w:tc>
-        <w:tc>
-          <w:tcPr>
-            <w:tcW w:type="dxa" w:w="1800"/>
-            <w:tcBorders>
-              <w:top w:val="single" w:color="E0DBD4" w:sz="6"/>
-              <w:left w:val="single" w:color="E0DBD4" w:sz="6"/>
-              <w:bottom w:val="single" w:color="E0DBD4" w:sz="6"/>
-              <w:right w:val="single" w:color="E0DBD4" w:sz="6"/>
-            </w:tcBorders>
-            <w:shd w:fill="FFFFFF" w:val="clear"/>
-            <w:tcMar>
-              <w:top w:type="dxa" w:w="90"/>
-              <w:left w:type="dxa" w:w="150"/>
-              <w:bottom w:type="dxa" w:w="90"/>
-              <w:right w:type="dxa" w:w="150"/>
-            </w:tcMar>
-          </w:tcPr>
-          <w:p>
-            <w:pPr>
-              <w:jc w:val="left"/>
-            </w:pPr>
-            <w:r>
-              <w:rPr>
-                <w:rFonts w:ascii="Arial" w:cs="Arial" w:eastAsia="Arial" w:hAnsi="Arial"/>
-                <w:b w:val="false"/>
-                <w:bCs w:val="false"/>
-                <w:i/>
-                <w:iCs/>
-                <w:color w:val="1A3A6A"/>
-                <w:sz w:val="18"/>
-                <w:szCs w:val="18"/>
-              </w:rPr>
-              <w:t xml:space="preserve">string</w:t>
-            </w:r>
-          </w:p>
-        </w:tc>
-        <w:tc>
-          <w:tcPr>
-            <w:tcW w:type="dxa" w:w="5026"/>
-            <w:tcBorders>
-              <w:top w:val="single" w:color="E0DBD4" w:sz="6"/>
-              <w:left w:val="single" w:color="E0DBD4" w:sz="6"/>
-              <w:bottom w:val="single" w:color="E0DBD4" w:sz="6"/>
-              <w:right w:val="single" w:color="E0DBD4" w:sz="6"/>
-            </w:tcBorders>
-            <w:shd w:fill="FFFFFF" w:val="clear"/>
-            <w:tcMar>
-              <w:top w:type="dxa" w:w="90"/>
-              <w:left w:type="dxa" w:w="150"/>
-              <w:bottom w:type="dxa" w:w="90"/>
-              <w:right w:type="dxa" w:w="150"/>
-            </w:tcMar>
-          </w:tcPr>
-          <w:p>
-            <w:pPr>
-              <w:jc w:val="left"/>
-            </w:pPr>
-            <w:r>
-              <w:rPr>
-                <w:rFonts w:ascii="Arial" w:cs="Arial" w:eastAsia="Arial" w:hAnsi="Arial"/>
-                <w:b w:val="false"/>
-                <w:bCs w:val="false"/>
-                <w:i w:val="false"/>
-                <w:iCs w:val="false"/>
-                <w:color w:val="1A1A2E"/>
-                <w:sz w:val="18"/>
-                <w:szCs w:val="18"/>
-              </w:rPr>
-              <w:t xml:space="preserve">Nombre del equipo afectado</w:t>
-            </w:r>
-          </w:p>
-        </w:tc>
-      </w:tr>
-      <w:tr>
-        <w:tc>
-          <w:tcPr>
-            <w:tcW w:type="dxa" w:w="2200"/>
-            <w:tcBorders>
-              <w:top w:val="single" w:color="E0DBD4" w:sz="6"/>
-              <w:left w:val="single" w:color="E0DBD4" w:sz="6"/>
-              <w:bottom w:val="single" w:color="E0DBD4" w:sz="6"/>
-              <w:right w:val="single" w:color="E0DBD4" w:sz="6"/>
-            </w:tcBorders>
-            <w:shd w:fill="FFFFFF" w:val="clear"/>
-            <w:tcMar>
-              <w:top w:type="dxa" w:w="90"/>
-              <w:left w:type="dxa" w:w="150"/>
-              <w:bottom w:type="dxa" w:w="90"/>
-              <w:right w:type="dxa" w:w="150"/>
-            </w:tcMar>
-          </w:tcPr>
-          <w:p>
-            <w:pPr>
-              <w:jc w:val="left"/>
-            </w:pPr>
-            <w:r>
-              <w:rPr>
-                <w:rFonts w:ascii="Arial" w:cs="Arial" w:eastAsia="Arial" w:hAnsi="Arial"/>
-                <w:b/>
-                <w:bCs/>
-                <w:i w:val="false"/>
-                <w:iCs w:val="false"/>
-                <w:color w:val="C62828"/>
-                <w:sz w:val="18"/>
-                <w:szCs w:val="18"/>
-              </w:rPr>
-              <w:t xml:space="preserve">zona</w:t>
-            </w:r>
-          </w:p>
-        </w:tc>
-        <w:tc>
-          <w:tcPr>
-            <w:tcW w:type="dxa" w:w="1800"/>
-            <w:tcBorders>
-              <w:top w:val="single" w:color="E0DBD4" w:sz="6"/>
-              <w:left w:val="single" w:color="E0DBD4" w:sz="6"/>
-              <w:bottom w:val="single" w:color="E0DBD4" w:sz="6"/>
-              <w:right w:val="single" w:color="E0DBD4" w:sz="6"/>
-            </w:tcBorders>
-            <w:shd w:fill="FFFFFF" w:val="clear"/>
-            <w:tcMar>
-              <w:top w:type="dxa" w:w="90"/>
-              <w:left w:type="dxa" w:w="150"/>
-              <w:bottom w:type="dxa" w:w="90"/>
-              <w:right w:type="dxa" w:w="150"/>
-            </w:tcMar>
-          </w:tcPr>
-          <w:p>
-            <w:pPr>
-              <w:jc w:val="left"/>
-            </w:pPr>
-            <w:r>
-              <w:rPr>
-                <w:rFonts w:ascii="Arial" w:cs="Arial" w:eastAsia="Arial" w:hAnsi="Arial"/>
-                <w:b w:val="false"/>
-                <w:bCs w:val="false"/>
-                <w:i/>
-                <w:iCs/>
-                <w:color w:val="1A3A6A"/>
-                <w:sz w:val="18"/>
-                <w:szCs w:val="18"/>
-              </w:rPr>
-              <w:t xml:space="preserve">string</w:t>
-            </w:r>
-          </w:p>
-        </w:tc>
-        <w:tc>
-          <w:tcPr>
-            <w:tcW w:type="dxa" w:w="5026"/>
-            <w:tcBorders>
-              <w:top w:val="single" w:color="E0DBD4" w:sz="6"/>
-              <w:left w:val="single" w:color="E0DBD4" w:sz="6"/>
-              <w:bottom w:val="single" w:color="E0DBD4" w:sz="6"/>
-              <w:right w:val="single" w:color="E0DBD4" w:sz="6"/>
-            </w:tcBorders>
-            <w:shd w:fill="FFFFFF" w:val="clear"/>
-            <w:tcMar>
-              <w:top w:type="dxa" w:w="90"/>
-              <w:left w:type="dxa" w:w="150"/>
-              <w:bottom w:type="dxa" w:w="90"/>
-              <w:right w:type="dxa" w:w="150"/>
-            </w:tcMar>
-          </w:tcPr>
-          <w:p>
-            <w:pPr>
-              <w:jc w:val="left"/>
-            </w:pPr>
-            <w:r>
-              <w:rPr>
-                <w:rFonts w:ascii="Arial" w:cs="Arial" w:eastAsia="Arial" w:hAnsi="Arial"/>
-                <w:b w:val="false"/>
-                <w:bCs w:val="false"/>
-                <w:i w:val="false"/>
-                <w:iCs w:val="false"/>
-                <w:color w:val="1A1A2E"/>
-                <w:sz w:val="18"/>
-                <w:szCs w:val="18"/>
-              </w:rPr>
-              <w:t xml:space="preserve">Zona del almacén</w:t>
-            </w:r>
-          </w:p>
-        </w:tc>
-      </w:tr>
-      <w:tr>
-        <w:tc>
-          <w:tcPr>
-            <w:tcW w:type="dxa" w:w="2200"/>
-            <w:tcBorders>
-              <w:top w:val="single" w:color="E0DBD4" w:sz="6"/>
-              <w:left w:val="single" w:color="E0DBD4" w:sz="6"/>
-              <w:bottom w:val="single" w:color="E0DBD4" w:sz="6"/>
-              <w:right w:val="single" w:color="E0DBD4" w:sz="6"/>
-            </w:tcBorders>
-            <w:shd w:fill="FFFFFF" w:val="clear"/>
-            <w:tcMar>
-              <w:top w:type="dxa" w:w="90"/>
-              <w:left w:type="dxa" w:w="150"/>
-              <w:bottom w:type="dxa" w:w="90"/>
-              <w:right w:type="dxa" w:w="150"/>
-            </w:tcMar>
-          </w:tcPr>
-          <w:p>
-            <w:pPr>
-              <w:jc w:val="left"/>
-            </w:pPr>
-            <w:r>
-              <w:rPr>
-                <w:rFonts w:ascii="Arial" w:cs="Arial" w:eastAsia="Arial" w:hAnsi="Arial"/>
-                <w:b/>
-                <w:bCs/>
-                <w:i w:val="false"/>
-                <w:iCs w:val="false"/>
-                <w:color w:val="C62828"/>
-                <w:sz w:val="18"/>
-                <w:szCs w:val="18"/>
-              </w:rPr>
-              <w:t xml:space="preserve">operario</w:t>
-            </w:r>
-          </w:p>
-        </w:tc>
-        <w:tc>
-          <w:tcPr>
-            <w:tcW w:type="dxa" w:w="1800"/>
-            <w:tcBorders>
-              <w:top w:val="single" w:color="E0DBD4" w:sz="6"/>
-              <w:left w:val="single" w:color="E0DBD4" w:sz="6"/>
-              <w:bottom w:val="single" w:color="E0DBD4" w:sz="6"/>
-              <w:right w:val="single" w:color="E0DBD4" w:sz="6"/>
-            </w:tcBorders>
-            <w:shd w:fill="FFFFFF" w:val="clear"/>
-            <w:tcMar>
-              <w:top w:type="dxa" w:w="90"/>
-              <w:left w:type="dxa" w:w="150"/>
-              <w:bottom w:type="dxa" w:w="90"/>
-              <w:right w:type="dxa" w:w="150"/>
-            </w:tcMar>
-          </w:tcPr>
-          <w:p>
-            <w:pPr>
-              <w:jc w:val="left"/>
-            </w:pPr>
-            <w:r>
-              <w:rPr>
-                <w:rFonts w:ascii="Arial" w:cs="Arial" w:eastAsia="Arial" w:hAnsi="Arial"/>
-                <w:b w:val="false"/>
-                <w:bCs w:val="false"/>
-                <w:i/>
-                <w:iCs/>
-                <w:color w:val="1A3A6A"/>
-                <w:sz w:val="18"/>
-                <w:szCs w:val="18"/>
-              </w:rPr>
-              <w:t xml:space="preserve">string</w:t>
-            </w:r>
-          </w:p>
-        </w:tc>
-        <w:tc>
-          <w:tcPr>
-            <w:tcW w:type="dxa" w:w="5026"/>
-            <w:tcBorders>
-              <w:top w:val="single" w:color="E0DBD4" w:sz="6"/>
-              <w:left w:val="single" w:color="E0DBD4" w:sz="6"/>
-              <w:bottom w:val="single" w:color="E0DBD4" w:sz="6"/>
-              <w:right w:val="single" w:color="E0DBD4" w:sz="6"/>
-            </w:tcBorders>
-            <w:shd w:fill="FFFFFF" w:val="clear"/>
-            <w:tcMar>
-              <w:top w:type="dxa" w:w="90"/>
-              <w:left w:type="dxa" w:w="150"/>
-              <w:bottom w:type="dxa" w:w="90"/>
-              <w:right w:type="dxa" w:w="150"/>
-            </w:tcMar>
-          </w:tcPr>
-          <w:p>
-            <w:pPr>
-              <w:jc w:val="left"/>
-            </w:pPr>
-            <w:r>
-              <w:rPr>
-                <w:rFonts w:ascii="Arial" w:cs="Arial" w:eastAsia="Arial" w:hAnsi="Arial"/>
-                <w:b w:val="false"/>
-                <w:bCs w:val="false"/>
-                <w:i w:val="false"/>
-                <w:iCs w:val="false"/>
-                <w:color w:val="1A1A2E"/>
-                <w:sz w:val="18"/>
-                <w:szCs w:val="18"/>
-              </w:rPr>
-              <w:t xml:space="preserve">Operario que reporta</w:t>
-            </w:r>
-          </w:p>
-        </w:tc>
-      </w:tr>
-      <w:tr>
-        <w:tc>
-          <w:tcPr>
-            <w:tcW w:type="dxa" w:w="2200"/>
-            <w:tcBorders>
-              <w:top w:val="single" w:color="E0DBD4" w:sz="6"/>
-              <w:left w:val="single" w:color="E0DBD4" w:sz="6"/>
-              <w:bottom w:val="single" w:color="E0DBD4" w:sz="6"/>
-              <w:right w:val="single" w:color="E0DBD4" w:sz="6"/>
-            </w:tcBorders>
-            <w:shd w:fill="FFFFFF" w:val="clear"/>
-            <w:tcMar>
-              <w:top w:type="dxa" w:w="90"/>
-              <w:left w:type="dxa" w:w="150"/>
-              <w:bottom w:type="dxa" w:w="90"/>
-              <w:right w:type="dxa" w:w="150"/>
-            </w:tcMar>
-          </w:tcPr>
-          <w:p>
-            <w:pPr>
-              <w:jc w:val="left"/>
-            </w:pPr>
-            <w:r>
-              <w:rPr>
-                <w:rFonts w:ascii="Arial" w:cs="Arial" w:eastAsia="Arial" w:hAnsi="Arial"/>
-                <w:b/>
-                <w:bCs/>
-                <w:i w:val="false"/>
-                <w:iCs w:val="false"/>
-                <w:color w:val="C62828"/>
-                <w:sz w:val="18"/>
-                <w:szCs w:val="18"/>
-              </w:rPr>
-              <w:t xml:space="preserve">sintoma</w:t>
-            </w:r>
-          </w:p>
-        </w:tc>
-        <w:tc>
-          <w:tcPr>
-            <w:tcW w:type="dxa" w:w="1800"/>
-            <w:tcBorders>
-              <w:top w:val="single" w:color="E0DBD4" w:sz="6"/>
-              <w:left w:val="single" w:color="E0DBD4" w:sz="6"/>
-              <w:bottom w:val="single" w:color="E0DBD4" w:sz="6"/>
-              <w:right w:val="single" w:color="E0DBD4" w:sz="6"/>
-            </w:tcBorders>
-            <w:shd w:fill="FFFFFF" w:val="clear"/>
-            <w:tcMar>
-              <w:top w:type="dxa" w:w="90"/>
-              <w:left w:type="dxa" w:w="150"/>
-              <w:bottom w:type="dxa" w:w="90"/>
-              <w:right w:type="dxa" w:w="150"/>
-            </w:tcMar>
-          </w:tcPr>
-          <w:p>
-            <w:pPr>
-              <w:jc w:val="left"/>
-            </w:pPr>
-            <w:r>
-              <w:rPr>
-                <w:rFonts w:ascii="Arial" w:cs="Arial" w:eastAsia="Arial" w:hAnsi="Arial"/>
-                <w:b w:val="false"/>
-                <w:bCs w:val="false"/>
-                <w:i/>
-                <w:iCs/>
-                <w:color w:val="1A3A6A"/>
-                <w:sz w:val="18"/>
-                <w:szCs w:val="18"/>
-              </w:rPr>
-              <w:t xml:space="preserve">string</w:t>
-            </w:r>
-          </w:p>
-        </w:tc>
-        <w:tc>
-          <w:tcPr>
-            <w:tcW w:type="dxa" w:w="5026"/>
-            <w:tcBorders>
-              <w:top w:val="single" w:color="E0DBD4" w:sz="6"/>
-              <w:left w:val="single" w:color="E0DBD4" w:sz="6"/>
-              <w:bottom w:val="single" w:color="E0DBD4" w:sz="6"/>
-              <w:right w:val="single" w:color="E0DBD4" w:sz="6"/>
-            </w:tcBorders>
-            <w:shd w:fill="FFFFFF" w:val="clear"/>
-            <w:tcMar>
-              <w:top w:type="dxa" w:w="90"/>
-              <w:left w:type="dxa" w:w="150"/>
-              <w:bottom w:type="dxa" w:w="90"/>
-              <w:right w:type="dxa" w:w="150"/>
-            </w:tcMar>
-          </w:tcPr>
-          <w:p>
-            <w:pPr>
-              <w:jc w:val="left"/>
-            </w:pPr>
-            <w:r>
-              <w:rPr>
-                <w:rFonts w:ascii="Arial" w:cs="Arial" w:eastAsia="Arial" w:hAnsi="Arial"/>
-                <w:b w:val="false"/>
-                <w:bCs w:val="false"/>
-                <w:i w:val="false"/>
-                <w:iCs w:val="false"/>
-                <w:color w:val="1A1A2E"/>
-                <w:sz w:val="18"/>
-                <w:szCs w:val="18"/>
-              </w:rPr>
-              <w:t xml:space="preserve">Descripción del síntoma</w:t>
-            </w:r>
-          </w:p>
-        </w:tc>
-      </w:tr>
-      <w:tr>
-        <w:tc>
-          <w:tcPr>
-            <w:tcW w:type="dxa" w:w="2200"/>
-            <w:tcBorders>
-              <w:top w:val="single" w:color="E0DBD4" w:sz="6"/>
-              <w:left w:val="single" w:color="E0DBD4" w:sz="6"/>
-              <w:bottom w:val="single" w:color="E0DBD4" w:sz="6"/>
-              <w:right w:val="single" w:color="E0DBD4" w:sz="6"/>
-            </w:tcBorders>
-            <w:shd w:fill="FFFFFF" w:val="clear"/>
-            <w:tcMar>
-              <w:top w:type="dxa" w:w="90"/>
-              <w:left w:type="dxa" w:w="150"/>
-              <w:bottom w:type="dxa" w:w="90"/>
-              <w:right w:type="dxa" w:w="150"/>
-            </w:tcMar>
-          </w:tcPr>
-          <w:p>
-            <w:pPr>
-              <w:jc w:val="left"/>
-            </w:pPr>
-            <w:r>
-              <w:rPr>
-                <w:rFonts w:ascii="Arial" w:cs="Arial" w:eastAsia="Arial" w:hAnsi="Arial"/>
-                <w:b/>
-                <w:bCs/>
-                <w:i w:val="false"/>
-                <w:iCs w:val="false"/>
-                <w:color w:val="C62828"/>
-                <w:sz w:val="18"/>
-                <w:szCs w:val="18"/>
-              </w:rPr>
-              <w:t xml:space="preserve">severidad</w:t>
-            </w:r>
-          </w:p>
-        </w:tc>
-        <w:tc>
-          <w:tcPr>
-            <w:tcW w:type="dxa" w:w="1800"/>
-            <w:tcBorders>
-              <w:top w:val="single" w:color="E0DBD4" w:sz="6"/>
-              <w:left w:val="single" w:color="E0DBD4" w:sz="6"/>
-              <w:bottom w:val="single" w:color="E0DBD4" w:sz="6"/>
-              <w:right w:val="single" w:color="E0DBD4" w:sz="6"/>
-            </w:tcBorders>
-            <w:shd w:fill="FFFFFF" w:val="clear"/>
-            <w:tcMar>
-              <w:top w:type="dxa" w:w="90"/>
-              <w:left w:type="dxa" w:w="150"/>
-              <w:bottom w:type="dxa" w:w="90"/>
-              <w:right w:type="dxa" w:w="150"/>
-            </w:tcMar>
-          </w:tcPr>
-          <w:p>
-            <w:pPr>
-              <w:jc w:val="left"/>
-            </w:pPr>
-            <w:r>
-              <w:rPr>
-                <w:rFonts w:ascii="Arial" w:cs="Arial" w:eastAsia="Arial" w:hAnsi="Arial"/>
-                <w:b w:val="false"/>
-                <w:bCs w:val="false"/>
-                <w:i/>
-                <w:iCs/>
-                <w:color w:val="1A3A6A"/>
-                <w:sz w:val="18"/>
-                <w:szCs w:val="18"/>
-              </w:rPr>
-              <w:t xml:space="preserve">string</w:t>
-            </w:r>
-          </w:p>
-        </w:tc>
-        <w:tc>
-          <w:tcPr>
-            <w:tcW w:type="dxa" w:w="5026"/>
-            <w:tcBorders>
-              <w:top w:val="single" w:color="E0DBD4" w:sz="6"/>
-              <w:left w:val="single" w:color="E0DBD4" w:sz="6"/>
-              <w:bottom w:val="single" w:color="E0DBD4" w:sz="6"/>
-              <w:right w:val="single" w:color="E0DBD4" w:sz="6"/>
-            </w:tcBorders>
-            <w:shd w:fill="FFFFFF" w:val="clear"/>
-            <w:tcMar>
-              <w:top w:type="dxa" w:w="90"/>
-              <w:left w:type="dxa" w:w="150"/>
-              <w:bottom w:type="dxa" w:w="90"/>
-              <w:right w:type="dxa" w:w="150"/>
-            </w:tcMar>
-          </w:tcPr>
-          <w:p>
-            <w:pPr>
-              <w:jc w:val="left"/>
-            </w:pPr>
-            <w:r>
-              <w:rPr>
-                <w:rFonts w:ascii="Arial" w:cs="Arial" w:eastAsia="Arial" w:hAnsi="Arial"/>
-                <w:b w:val="false"/>
-                <w:bCs w:val="false"/>
-                <w:i w:val="false"/>
-                <w:iCs w:val="false"/>
-                <w:color w:val="1A1A2E"/>
-                <w:sz w:val="18"/>
-                <w:szCs w:val="18"/>
-              </w:rPr>
-              <w:t xml:space="preserve">Crítica / Alta / Media / Baja</w:t>
-            </w:r>
-          </w:p>
-        </w:tc>
-      </w:tr>
-      <w:tr>
-        <w:tc>
-          <w:tcPr>
-            <w:tcW w:type="dxa" w:w="2200"/>
-            <w:tcBorders>
-              <w:top w:val="single" w:color="E0DBD4" w:sz="6"/>
-              <w:left w:val="single" w:color="E0DBD4" w:sz="6"/>
-              <w:bottom w:val="single" w:color="E0DBD4" w:sz="6"/>
-              <w:right w:val="single" w:color="E0DBD4" w:sz="6"/>
-            </w:tcBorders>
-            <w:shd w:fill="FFFFFF" w:val="clear"/>
-            <w:tcMar>
-              <w:top w:type="dxa" w:w="90"/>
-              <w:left w:type="dxa" w:w="150"/>
-              <w:bottom w:type="dxa" w:w="90"/>
-              <w:right w:type="dxa" w:w="150"/>
-            </w:tcMar>
-          </w:tcPr>
-          <w:p>
-            <w:pPr>
-              <w:jc w:val="left"/>
-            </w:pPr>
-            <w:r>
-              <w:rPr>
-                <w:rFonts w:ascii="Arial" w:cs="Arial" w:eastAsia="Arial" w:hAnsi="Arial"/>
-                <w:b/>
-                <w:bCs/>
-                <w:i w:val="false"/>
-                <w:iCs w:val="false"/>
-                <w:color w:val="C62828"/>
-                <w:sz w:val="18"/>
-                <w:szCs w:val="18"/>
-              </w:rPr>
-              <w:t xml:space="preserve">estado</w:t>
-            </w:r>
-          </w:p>
-        </w:tc>
-        <w:tc>
-          <w:tcPr>
-            <w:tcW w:type="dxa" w:w="1800"/>
-            <w:tcBorders>
-              <w:top w:val="single" w:color="E0DBD4" w:sz="6"/>
-              <w:left w:val="single" w:color="E0DBD4" w:sz="6"/>
-              <w:bottom w:val="single" w:color="E0DBD4" w:sz="6"/>
-              <w:right w:val="single" w:color="E0DBD4" w:sz="6"/>
-            </w:tcBorders>
-            <w:shd w:fill="FFFFFF" w:val="clear"/>
-            <w:tcMar>
-              <w:top w:type="dxa" w:w="90"/>
-              <w:left w:type="dxa" w:w="150"/>
-              <w:bottom w:type="dxa" w:w="90"/>
-              <w:right w:type="dxa" w:w="150"/>
-            </w:tcMar>
-          </w:tcPr>
-          <w:p>
-            <w:pPr>
-              <w:jc w:val="left"/>
-            </w:pPr>
-            <w:r>
-              <w:rPr>
-                <w:rFonts w:ascii="Arial" w:cs="Arial" w:eastAsia="Arial" w:hAnsi="Arial"/>
-                <w:b w:val="false"/>
-                <w:bCs w:val="false"/>
-                <w:i/>
-                <w:iCs/>
-                <w:color w:val="1A3A6A"/>
-                <w:sz w:val="18"/>
-                <w:szCs w:val="18"/>
-              </w:rPr>
-              <w:t xml:space="preserve">string</w:t>
-            </w:r>
-          </w:p>
-        </w:tc>
-        <w:tc>
-          <w:tcPr>
-            <w:tcW w:type="dxa" w:w="5026"/>
-            <w:tcBorders>
-              <w:top w:val="single" w:color="E0DBD4" w:sz="6"/>
-              <w:left w:val="single" w:color="E0DBD4" w:sz="6"/>
-              <w:bottom w:val="single" w:color="E0DBD4" w:sz="6"/>
-              <w:right w:val="single" w:color="E0DBD4" w:sz="6"/>
-            </w:tcBorders>
-            <w:shd w:fill="FFFFFF" w:val="clear"/>
-            <w:tcMar>
-              <w:top w:type="dxa" w:w="90"/>
-              <w:left w:type="dxa" w:w="150"/>
-              <w:bottom w:type="dxa" w:w="90"/>
-              <w:right w:type="dxa" w:w="150"/>
-            </w:tcMar>
-          </w:tcPr>
-          <w:p>
-            <w:pPr>
-              <w:jc w:val="left"/>
-            </w:pPr>
-            <w:r>
-              <w:rPr>
-                <w:rFonts w:ascii="Arial" w:cs="Arial" w:eastAsia="Arial" w:hAnsi="Arial"/>
-                <w:b w:val="false"/>
-                <w:bCs w:val="false"/>
-                <w:i w:val="false"/>
-                <w:iCs w:val="false"/>
-                <w:color w:val="1A1A2E"/>
-                <w:sz w:val="18"/>
-                <w:szCs w:val="18"/>
-              </w:rPr>
-              <w:t xml:space="preserve">Abierta / En diagnóstico / Resuelta / Escalada</w:t>
-            </w:r>
-          </w:p>
-        </w:tc>
-      </w:tr>
-      <w:tr>
-        <w:tc>
-          <w:tcPr>
-            <w:tcW w:type="dxa" w:w="2200"/>
-            <w:tcBorders>
-              <w:top w:val="single" w:color="E0DBD4" w:sz="6"/>
-              <w:left w:val="single" w:color="E0DBD4" w:sz="6"/>
-              <w:bottom w:val="single" w:color="E0DBD4" w:sz="6"/>
-              <w:right w:val="single" w:color="E0DBD4" w:sz="6"/>
-            </w:tcBorders>
-            <w:shd w:fill="FFFFFF" w:val="clear"/>
-            <w:tcMar>
-              <w:top w:type="dxa" w:w="90"/>
-              <w:left w:type="dxa" w:w="150"/>
-              <w:bottom w:type="dxa" w:w="90"/>
-              <w:right w:type="dxa" w:w="150"/>
-            </w:tcMar>
-          </w:tcPr>
-          <w:p>
-            <w:pPr>
-              <w:jc w:val="left"/>
-            </w:pPr>
-            <w:r>
-              <w:rPr>
-                <w:rFonts w:ascii="Arial" w:cs="Arial" w:eastAsia="Arial" w:hAnsi="Arial"/>
-                <w:b/>
-                <w:bCs/>
-                <w:i w:val="false"/>
-                <w:iCs w:val="false"/>
-                <w:color w:val="C62828"/>
-                <w:sz w:val="18"/>
-                <w:szCs w:val="18"/>
-              </w:rPr>
-              <w:t xml:space="preserve">fechaCreacion</w:t>
-            </w:r>
-          </w:p>
-        </w:tc>
-        <w:tc>
-          <w:tcPr>
-            <w:tcW w:type="dxa" w:w="1800"/>
-            <w:tcBorders>
-              <w:top w:val="single" w:color="E0DBD4" w:sz="6"/>
-              <w:left w:val="single" w:color="E0DBD4" w:sz="6"/>
-              <w:bottom w:val="single" w:color="E0DBD4" w:sz="6"/>
-              <w:right w:val="single" w:color="E0DBD4" w:sz="6"/>
-            </w:tcBorders>
-            <w:shd w:fill="FFFFFF" w:val="clear"/>
-            <w:tcMar>
-              <w:top w:type="dxa" w:w="90"/>
-              <w:left w:type="dxa" w:w="150"/>
-              <w:bottom w:type="dxa" w:w="90"/>
-              <w:right w:type="dxa" w:w="150"/>
-            </w:tcMar>
-          </w:tcPr>
-          <w:p>
-            <w:pPr>
-              <w:jc w:val="left"/>
-            </w:pPr>
-            <w:r>
-              <w:rPr>
-                <w:rFonts w:ascii="Arial" w:cs="Arial" w:eastAsia="Arial" w:hAnsi="Arial"/>
-                <w:b w:val="false"/>
-                <w:bCs w:val="false"/>
-                <w:i/>
-                <w:iCs/>
-                <w:color w:val="1A3A6A"/>
-                <w:sz w:val="18"/>
-                <w:szCs w:val="18"/>
-              </w:rPr>
-              <w:t xml:space="preserve">number</w:t>
-            </w:r>
-          </w:p>
-        </w:tc>
-        <w:tc>
-          <w:tcPr>
-            <w:tcW w:type="dxa" w:w="5026"/>
-            <w:tcBorders>
-              <w:top w:val="single" w:color="E0DBD4" w:sz="6"/>
-              <w:left w:val="single" w:color="E0DBD4" w:sz="6"/>
-              <w:bottom w:val="single" w:color="E0DBD4" w:sz="6"/>
-              <w:right w:val="single" w:color="E0DBD4" w:sz="6"/>
-            </w:tcBorders>
-            <w:shd w:fill="FFFFFF" w:val="clear"/>
-            <w:tcMar>
-              <w:top w:type="dxa" w:w="90"/>
-              <w:left w:type="dxa" w:w="150"/>
-              <w:bottom w:type="dxa" w:w="90"/>
-              <w:right w:type="dxa" w:w="150"/>
-            </w:tcMar>
-          </w:tcPr>
-          <w:p>
-            <w:pPr>
-              <w:jc w:val="left"/>
-            </w:pPr>
-            <w:r>
-              <w:rPr>
-                <w:rFonts w:ascii="Arial" w:cs="Arial" w:eastAsia="Arial" w:hAnsi="Arial"/>
-                <w:b w:val="false"/>
-                <w:bCs w:val="false"/>
-                <w:i w:val="false"/>
-                <w:iCs w:val="false"/>
-                <w:color w:val="1A1A2E"/>
-                <w:sz w:val="18"/>
-                <w:szCs w:val="18"/>
-              </w:rPr>
-              <w:t xml:space="preserve">Date.now() — NUEVO en v2: timestamp numérico para cálculo de tiempo transcurrido</w:t>
-            </w:r>
-          </w:p>
-        </w:tc>
-      </w:tr>
-      <w:tr>
-        <w:tc>
-          <w:tcPr>
-            <w:tcW w:type="dxa" w:w="2200"/>
-            <w:tcBorders>
-              <w:top w:val="single" w:color="E0DBD4" w:sz="6"/>
-              <w:left w:val="single" w:color="E0DBD4" w:sz="6"/>
-              <w:bottom w:val="single" w:color="E0DBD4" w:sz="6"/>
-              <w:right w:val="single" w:color="E0DBD4" w:sz="6"/>
-            </w:tcBorders>
-            <w:shd w:fill="FFFFFF" w:val="clear"/>
-            <w:tcMar>
-              <w:top w:type="dxa" w:w="90"/>
-              <w:left w:type="dxa" w:w="150"/>
-              <w:bottom w:type="dxa" w:w="90"/>
-              <w:right w:type="dxa" w:w="150"/>
-            </w:tcMar>
-          </w:tcPr>
-          <w:p>
-            <w:pPr>
-              <w:jc w:val="left"/>
-            </w:pPr>
-            <w:r>
-              <w:rPr>
-                <w:rFonts w:ascii="Arial" w:cs="Arial" w:eastAsia="Arial" w:hAnsi="Arial"/>
-                <w:b/>
-                <w:bCs/>
-                <w:i w:val="false"/>
-                <w:iCs w:val="false"/>
-                <w:color w:val="C62828"/>
-                <w:sz w:val="18"/>
-                <w:szCs w:val="18"/>
-              </w:rPr>
-              <w:t xml:space="preserve">fechaResolucion</w:t>
-            </w:r>
-          </w:p>
-        </w:tc>
-        <w:tc>
-          <w:tcPr>
-            <w:tcW w:type="dxa" w:w="1800"/>
-            <w:tcBorders>
-              <w:top w:val="single" w:color="E0DBD4" w:sz="6"/>
-              <w:left w:val="single" w:color="E0DBD4" w:sz="6"/>
-              <w:bottom w:val="single" w:color="E0DBD4" w:sz="6"/>
-              <w:right w:val="single" w:color="E0DBD4" w:sz="6"/>
-            </w:tcBorders>
-            <w:shd w:fill="FFFFFF" w:val="clear"/>
-            <w:tcMar>
-              <w:top w:type="dxa" w:w="90"/>
-              <w:left w:type="dxa" w:w="150"/>
-              <w:bottom w:type="dxa" w:w="90"/>
-              <w:right w:type="dxa" w:w="150"/>
-            </w:tcMar>
-          </w:tcPr>
-          <w:p>
-            <w:pPr>
-              <w:jc w:val="left"/>
-            </w:pPr>
-            <w:r>
-              <w:rPr>
-                <w:rFonts w:ascii="Arial" w:cs="Arial" w:eastAsia="Arial" w:hAnsi="Arial"/>
-                <w:b w:val="false"/>
-                <w:bCs w:val="false"/>
-                <w:i/>
-                <w:iCs/>
-                <w:color w:val="1A3A6A"/>
-                <w:sz w:val="18"/>
-                <w:szCs w:val="18"/>
-              </w:rPr>
-              <w:t xml:space="preserve">number|null</w:t>
-            </w:r>
-          </w:p>
-        </w:tc>
-        <w:tc>
-          <w:tcPr>
-            <w:tcW w:type="dxa" w:w="5026"/>
-            <w:tcBorders>
-              <w:top w:val="single" w:color="E0DBD4" w:sz="6"/>
-              <w:left w:val="single" w:color="E0DBD4" w:sz="6"/>
-              <w:bottom w:val="single" w:color="E0DBD4" w:sz="6"/>
-              <w:right w:val="single" w:color="E0DBD4" w:sz="6"/>
-            </w:tcBorders>
-            <w:shd w:fill="FFFFFF" w:val="clear"/>
-            <w:tcMar>
-              <w:top w:type="dxa" w:w="90"/>
-              <w:left w:type="dxa" w:w="150"/>
-              <w:bottom w:type="dxa" w:w="90"/>
-              <w:right w:type="dxa" w:w="150"/>
-            </w:tcMar>
-          </w:tcPr>
-          <w:p>
-            <w:pPr>
-              <w:jc w:val="left"/>
-            </w:pPr>
-            <w:r>
-              <w:rPr>
-                <w:rFonts w:ascii="Arial" w:cs="Arial" w:eastAsia="Arial" w:hAnsi="Arial"/>
-                <w:b w:val="false"/>
-                <w:bCs w:val="false"/>
-                <w:i w:val="false"/>
-                <w:iCs w:val="false"/>
-                <w:color w:val="1A1A2E"/>
-                <w:sz w:val="18"/>
-                <w:szCs w:val="18"/>
-              </w:rPr>
-              <w:t xml:space="preserve">NUEVO en v2: Date.now() al cambiar estado a Resuelta, null en otros estados</w:t>
-            </w:r>
-          </w:p>
-        </w:tc>
-      </w:tr>
-      <w:tr>
-        <w:tc>
-          <w:tcPr>
-            <w:tcW w:type="dxa" w:w="2200"/>
-            <w:tcBorders>
-              <w:top w:val="single" w:color="E0DBD4" w:sz="6"/>
-              <w:left w:val="single" w:color="E0DBD4" w:sz="6"/>
-              <w:bottom w:val="single" w:color="E0DBD4" w:sz="6"/>
-              <w:right w:val="single" w:color="E0DBD4" w:sz="6"/>
-            </w:tcBorders>
-            <w:shd w:fill="FFFFFF" w:val="clear"/>
-            <w:tcMar>
-              <w:top w:type="dxa" w:w="90"/>
-              <w:left w:type="dxa" w:w="150"/>
-              <w:bottom w:type="dxa" w:w="90"/>
-              <w:right w:type="dxa" w:w="150"/>
-            </w:tcMar>
-          </w:tcPr>
-          <w:p>
-            <w:pPr>
-              <w:jc w:val="left"/>
-            </w:pPr>
-            <w:r>
-              <w:rPr>
-                <w:rFonts w:ascii="Arial" w:cs="Arial" w:eastAsia="Arial" w:hAnsi="Arial"/>
-                <w:b/>
-                <w:bCs/>
-                <w:i w:val="false"/>
-                <w:iCs w:val="false"/>
-                <w:color w:val="C62828"/>
-                <w:sz w:val="18"/>
-                <w:szCs w:val="18"/>
-              </w:rPr>
-              <w:t xml:space="preserve">observaciones</w:t>
-            </w:r>
-          </w:p>
-        </w:tc>
-        <w:tc>
-          <w:tcPr>
-            <w:tcW w:type="dxa" w:w="1800"/>
-            <w:tcBorders>
-              <w:top w:val="single" w:color="E0DBD4" w:sz="6"/>
-              <w:left w:val="single" w:color="E0DBD4" w:sz="6"/>
-              <w:bottom w:val="single" w:color="E0DBD4" w:sz="6"/>
-              <w:right w:val="single" w:color="E0DBD4" w:sz="6"/>
-            </w:tcBorders>
-            <w:shd w:fill="FFFFFF" w:val="clear"/>
-            <w:tcMar>
-              <w:top w:type="dxa" w:w="90"/>
-              <w:left w:type="dxa" w:w="150"/>
-              <w:bottom w:type="dxa" w:w="90"/>
-              <w:right w:type="dxa" w:w="150"/>
-            </w:tcMar>
-          </w:tcPr>
-          <w:p>
-            <w:pPr>
-              <w:jc w:val="left"/>
-            </w:pPr>
-            <w:r>
-              <w:rPr>
-                <w:rFonts w:ascii="Arial" w:cs="Arial" w:eastAsia="Arial" w:hAnsi="Arial"/>
-                <w:b w:val="false"/>
-                <w:bCs w:val="false"/>
-                <w:i/>
-                <w:iCs/>
-                <w:color w:val="1A3A6A"/>
-                <w:sz w:val="18"/>
-                <w:szCs w:val="18"/>
-              </w:rPr>
-              <w:t xml:space="preserve">string</w:t>
-            </w:r>
-          </w:p>
-        </w:tc>
-        <w:tc>
-          <w:tcPr>
-            <w:tcW w:type="dxa" w:w="5026"/>
-            <w:tcBorders>
-              <w:top w:val="single" w:color="E0DBD4" w:sz="6"/>
-              <w:left w:val="single" w:color="E0DBD4" w:sz="6"/>
-              <w:bottom w:val="single" w:color="E0DBD4" w:sz="6"/>
-              <w:right w:val="single" w:color="E0DBD4" w:sz="6"/>
-            </w:tcBorders>
-            <w:shd w:fill="FFFFFF" w:val="clear"/>
-            <w:tcMar>
-              <w:top w:type="dxa" w:w="90"/>
-              <w:left w:type="dxa" w:w="150"/>
-              <w:bottom w:type="dxa" w:w="90"/>
-              <w:right w:type="dxa" w:w="150"/>
-            </w:tcMar>
-          </w:tcPr>
-          <w:p>
-            <w:pPr>
-              <w:jc w:val="left"/>
-            </w:pPr>
-            <w:r>
-              <w:rPr>
-                <w:rFonts w:ascii="Arial" w:cs="Arial" w:eastAsia="Arial" w:hAnsi="Arial"/>
-                <w:b w:val="false"/>
-                <w:bCs w:val="false"/>
-                <w:i w:val="false"/>
-                <w:iCs w:val="false"/>
-                <w:color w:val="1A1A2E"/>
-                <w:sz w:val="18"/>
-                <w:szCs w:val="18"/>
-              </w:rPr>
-              <w:t xml:space="preserve">NUEVO en v2: notas de seguimiento, string vacío por defecto</w:t>
-            </w:r>
-          </w:p>
-        </w:tc>
-      </w:tr>
-      <w:tr>
-        <w:tc>
-          <w:tcPr>
-            <w:tcW w:type="dxa" w:w="2200"/>
-            <w:tcBorders>
-              <w:top w:val="single" w:color="E0DBD4" w:sz="6"/>
-              <w:left w:val="single" w:color="E0DBD4" w:sz="6"/>
-              <w:bottom w:val="single" w:color="E0DBD4" w:sz="6"/>
-              <w:right w:val="single" w:color="E0DBD4" w:sz="6"/>
-            </w:tcBorders>
-            <w:shd w:fill="FFFFFF" w:val="clear"/>
-            <w:tcMar>
-              <w:top w:type="dxa" w:w="90"/>
-              <w:left w:type="dxa" w:w="150"/>
-              <w:bottom w:type="dxa" w:w="90"/>
-              <w:right w:type="dxa" w:w="150"/>
-            </w:tcMar>
-          </w:tcPr>
-          <w:p>
-            <w:pPr>
-              <w:jc w:val="left"/>
-            </w:pPr>
-            <w:r>
-              <w:rPr>
-                <w:rFonts w:ascii="Arial" w:cs="Arial" w:eastAsia="Arial" w:hAnsi="Arial"/>
-                <w:b/>
-                <w:bCs/>
-                <w:i w:val="false"/>
-                <w:iCs w:val="false"/>
-                <w:color w:val="C62828"/>
-                <w:sz w:val="18"/>
-                <w:szCs w:val="18"/>
-              </w:rPr>
-              <w:t xml:space="preserve">diagnostico</w:t>
-            </w:r>
-          </w:p>
-        </w:tc>
-        <w:tc>
-          <w:tcPr>
-            <w:tcW w:type="dxa" w:w="1800"/>
-            <w:tcBorders>
-              <w:top w:val="single" w:color="E0DBD4" w:sz="6"/>
-              <w:left w:val="single" w:color="E0DBD4" w:sz="6"/>
-              <w:bottom w:val="single" w:color="E0DBD4" w:sz="6"/>
-              <w:right w:val="single" w:color="E0DBD4" w:sz="6"/>
-            </w:tcBorders>
-            <w:shd w:fill="FFFFFF" w:val="clear"/>
-            <w:tcMar>
-              <w:top w:type="dxa" w:w="90"/>
-              <w:left w:type="dxa" w:w="150"/>
-              <w:bottom w:type="dxa" w:w="90"/>
-              <w:right w:type="dxa" w:w="150"/>
-            </w:tcMar>
-          </w:tcPr>
-          <w:p>
-            <w:pPr>
-              <w:jc w:val="left"/>
-            </w:pPr>
-            <w:r>
-              <w:rPr>
-                <w:rFonts w:ascii="Arial" w:cs="Arial" w:eastAsia="Arial" w:hAnsi="Arial"/>
-                <w:b w:val="false"/>
-                <w:bCs w:val="false"/>
-                <w:i/>
-                <w:iCs/>
-                <w:color w:val="1A3A6A"/>
-                <w:sz w:val="18"/>
-                <w:szCs w:val="18"/>
-              </w:rPr>
-              <w:t xml:space="preserve">object|null</w:t>
-            </w:r>
-          </w:p>
-        </w:tc>
-        <w:tc>
-          <w:tcPr>
-            <w:tcW w:type="dxa" w:w="5026"/>
-            <w:tcBorders>
-              <w:top w:val="single" w:color="E0DBD4" w:sz="6"/>
-              <w:left w:val="single" w:color="E0DBD4" w:sz="6"/>
-              <w:bottom w:val="single" w:color="E0DBD4" w:sz="6"/>
-              <w:right w:val="single" w:color="E0DBD4" w:sz="6"/>
-            </w:tcBorders>
-            <w:shd w:fill="FFFFFF" w:val="clear"/>
-            <w:tcMar>
-              <w:top w:type="dxa" w:w="90"/>
-              <w:left w:type="dxa" w:w="150"/>
-              <w:bottom w:type="dxa" w:w="90"/>
-              <w:right w:type="dxa" w:w="150"/>
-            </w:tcMar>
-          </w:tcPr>
-          <w:p>
-            <w:pPr>
-              <w:jc w:val="left"/>
-            </w:pPr>
-            <w:r>
-              <w:rPr>
-                <w:rFonts w:ascii="Arial" w:cs="Arial" w:eastAsia="Arial" w:hAnsi="Arial"/>
-                <w:b w:val="false"/>
-                <w:bCs w:val="false"/>
-                <w:i w:val="false"/>
-                <w:iCs w:val="false"/>
-                <w:color w:val="1A1A2E"/>
-                <w:sz w:val="18"/>
-                <w:szCs w:val="18"/>
-              </w:rPr>
-              <w:t xml:space="preserve">JSON de la IA: causa_probable, pasos_verificacion[], solucion, medidas_preventivas[]</w:t>
-            </w:r>
-          </w:p>
-        </w:tc>
-      </w:tr>
-    </w:tbl>
-    <w:p>
-      <w:pPr>
-        <w:pBdr>
-          <w:bottom w:val="single" w:color="E0DBD4" w:sz="2" w:space="1"/>
-        </w:pBdr>
-        <w:spacing w:before="220" w:after="220"/>
-      </w:pPr>
-      <w:r>
-        <w:t xml:space="preserve"/>
-      </w:r>
-    </w:p>
-    <w:p>
-      <w:pPr>
-        <w:spacing w:before="260" w:after="80"/>
-      </w:pPr>
-      <w:r>
-        <w:rPr>
-          <w:rFonts w:ascii="Arial" w:cs="Arial" w:eastAsia="Arial" w:hAnsi="Arial"/>
-          <w:b/>
-          <w:bCs/>
-          <w:color w:val="1A1A2E"/>
-          <w:sz w:val="22"/>
-          <w:szCs w:val="22"/>
-        </w:rPr>
-        <w:t xml:space="preserve">6. Fuera del alcance de v2.0</w:t>
-      </w:r>
-    </w:p>
-    <w:p>
-      <w:pPr>
-        <w:pStyle w:val="ListParagraph"/>
-        <w:numPr>
-          <w:ilvl w:val="0"/>
-          <w:numId w:val="2"/>
-        </w:numPr>
-        <w:spacing w:before="50" w:after="50"/>
-      </w:pPr>
-      <w:r>
-        <w:rPr>
-          <w:rFonts w:ascii="Arial" w:cs="Arial" w:eastAsia="Arial" w:hAnsi="Arial"/>
-          <w:b/>
-          <w:bCs/>
-          <w:color w:val="1A1A2E"/>
-          <w:sz w:val="19"/>
-          <w:szCs w:val="19"/>
-        </w:rPr>
-        <w:t xml:space="preserve">Exportación a Excel o PDF: </w:t>
-      </w:r>
-      <w:r>
-        <w:rPr>
-          <w:rFonts w:ascii="Arial" w:cs="Arial" w:eastAsia="Arial" w:hAnsi="Arial"/>
-          <w:color w:val="555555"/>
-          <w:sz w:val="19"/>
-          <w:szCs w:val="19"/>
-        </w:rPr>
-        <w:t xml:space="preserve">Se evalúa para v3. Requiere definir el formato del informe de incidencias.</w:t>
-      </w:r>
-    </w:p>
-    <w:p>
-      <w:pPr>
-        <w:pStyle w:val="ListParagraph"/>
-        <w:numPr>
-          <w:ilvl w:val="0"/>
-          <w:numId w:val="2"/>
-        </w:numPr>
-        <w:spacing w:before="50" w:after="50"/>
-      </w:pPr>
-      <w:r>
-        <w:rPr>
-          <w:rFonts w:ascii="Arial" w:cs="Arial" w:eastAsia="Arial" w:hAnsi="Arial"/>
-          <w:b/>
-          <w:bCs/>
-          <w:color w:val="1A1A2E"/>
-          <w:sz w:val="19"/>
-          <w:szCs w:val="19"/>
-        </w:rPr>
-        <w:t xml:space="preserve">Notificaciones externas: </w:t>
-      </w:r>
-      <w:r>
-        <w:rPr>
-          <w:rFonts w:ascii="Arial" w:cs="Arial" w:eastAsia="Arial" w:hAnsi="Arial"/>
-          <w:color w:val="555555"/>
-          <w:sz w:val="19"/>
-          <w:szCs w:val="19"/>
-        </w:rPr>
-        <w:t xml:space="preserve">Email o Slack para incidencias críticas. Requiere infraestructura backend fuera del alcance del artefacto standalone.</w:t>
-      </w:r>
-    </w:p>
-    <w:p>
-      <w:pPr>
-        <w:pStyle w:val="ListParagraph"/>
-        <w:numPr>
-          <w:ilvl w:val="0"/>
-          <w:numId w:val="2"/>
-        </w:numPr>
-        <w:spacing w:before="50" w:after="50"/>
-      </w:pPr>
-      <w:r>
-        <w:rPr>
-          <w:rFonts w:ascii="Arial" w:cs="Arial" w:eastAsia="Arial" w:hAnsi="Arial"/>
-          <w:b/>
-          <w:bCs/>
-          <w:color w:val="1A1A2E"/>
-          <w:sz w:val="19"/>
-          <w:szCs w:val="19"/>
-        </w:rPr>
-        <w:t xml:space="preserve">Multi-usuario: </w:t>
-      </w:r>
-      <w:r>
-        <w:rPr>
-          <w:rFonts w:ascii="Arial" w:cs="Arial" w:eastAsia="Arial" w:hAnsi="Arial"/>
-          <w:color w:val="555555"/>
-          <w:sz w:val="19"/>
-          <w:szCs w:val="19"/>
-        </w:rPr>
-        <w:t xml:space="preserve">El sistema asume un único usuario por sesión. Control de acceso y roles se plantea si la herramienta se integra en un sistema real.</w:t>
-      </w:r>
-    </w:p>
-    <w:p>
-      <w:pPr>
-        <w:pStyle w:val="ListParagraph"/>
-        <w:numPr>
-          <w:ilvl w:val="0"/>
-          <w:numId w:val="2"/>
-        </w:numPr>
-        <w:spacing w:before="50" w:after="50"/>
-      </w:pPr>
-      <w:r>
-        <w:rPr>
-          <w:rFonts w:ascii="Arial" w:cs="Arial" w:eastAsia="Arial" w:hAnsi="Arial"/>
-          <w:b/>
-          <w:bCs/>
-          <w:color w:val="1A1A2E"/>
-          <w:sz w:val="19"/>
-          <w:szCs w:val="19"/>
-        </w:rPr>
-        <w:t xml:space="preserve">Conexión con SGA: </w:t>
-      </w:r>
-      <w:r>
-        <w:rPr>
-          <w:rFonts w:ascii="Arial" w:cs="Arial" w:eastAsia="Arial" w:hAnsi="Arial"/>
-          <w:color w:val="555555"/>
-          <w:sz w:val="19"/>
-          <w:szCs w:val="19"/>
-        </w:rPr>
-        <w:t xml:space="preserve">Los equipos se introducen manualmente. Integración con el sistema de gestión de almacén es trabajo de fase 5.</w:t>
-      </w:r>
-    </w:p>
-    <w:p>
-      <w:pPr>
-        <w:pBdr>
-          <w:bottom w:val="single" w:color="E0DBD4" w:sz="2" w:space="1"/>
-        </w:pBdr>
-        <w:spacing w:before="220" w:after="220"/>
-      </w:pPr>
-      <w:r>
-        <w:t xml:space="preserve"/>
-      </w:r>
-    </w:p>
-    <w:p>
-      <w:pPr>
-        <w:spacing w:before="260" w:after="80"/>
-      </w:pPr>
-      <w:r>
-        <w:rPr>
-          <w:rFonts w:ascii="Arial" w:cs="Arial" w:eastAsia="Arial" w:hAnsi="Arial"/>
-          <w:b/>
-          <w:bCs/>
-          <w:color w:val="1A1A2E"/>
-          <w:sz w:val="22"/>
-          <w:szCs w:val="22"/>
-        </w:rPr>
-        <w:t xml:space="preserve">7. Riesgos identificados</w:t>
       </w:r>
     </w:p>
     <w:tbl>
@@ -3386,8 +1621,7 @@
       </w:tblPr>
       <w:tblGrid>
         <w:gridCol w:w="3000"/>
-        <w:gridCol w:w="2000"/>
-        <w:gridCol w:w="4026"/>
+        <w:gridCol w:w="6026"/>
       </w:tblGrid>
       <w:tr>
         <w:tc>
@@ -3418,13 +1652,13 @@
                 <w:sz w:val="17"/>
                 <w:szCs w:val="17"/>
               </w:rPr>
-              <w:t xml:space="preserve">Riesgo</w:t>
-            </w:r>
-          </w:p>
-        </w:tc>
-        <w:tc>
-          <w:tcPr>
-            <w:tcW w:type="dxa" w:w="2000"/>
+              <w:t xml:space="preserve">Detalle</w:t>
+            </w:r>
+          </w:p>
+        </w:tc>
+        <w:tc>
+          <w:tcPr>
+            <w:tcW w:type="dxa" w:w="6026"/>
             <w:tcBorders>
               <w:top w:val="single" w:color="1A1A2E" w:sz="6"/>
               <w:left w:val="single" w:color="1A1A2E" w:sz="6"/>
@@ -3450,39 +1684,7 @@
                 <w:sz w:val="17"/>
                 <w:szCs w:val="17"/>
               </w:rPr>
-              <w:t xml:space="preserve">Probabilidad</w:t>
-            </w:r>
-          </w:p>
-        </w:tc>
-        <w:tc>
-          <w:tcPr>
-            <w:tcW w:type="dxa" w:w="4026"/>
-            <w:tcBorders>
-              <w:top w:val="single" w:color="1A1A2E" w:sz="6"/>
-              <w:left w:val="single" w:color="1A1A2E" w:sz="6"/>
-              <w:bottom w:val="single" w:color="1A1A2E" w:sz="6"/>
-              <w:right w:val="single" w:color="1A1A2E" w:sz="6"/>
-            </w:tcBorders>
-            <w:shd w:fill="1A1A2E" w:val="clear"/>
-            <w:tcMar>
-              <w:top w:type="dxa" w:w="80"/>
-              <w:left w:type="dxa" w:w="150"/>
-              <w:bottom w:type="dxa" w:w="80"/>
-              <w:right w:type="dxa" w:w="150"/>
-            </w:tcMar>
-          </w:tcPr>
-          <w:p>
-            <w:r>
-              <w:rPr>
-                <w:rFonts w:ascii="Arial" w:cs="Arial" w:eastAsia="Arial" w:hAnsi="Arial"/>
-                <w:b/>
-                <w:bCs/>
-                <w:caps/>
-                <w:color w:val="FFFFFF"/>
-                <w:sz w:val="17"/>
-                <w:szCs w:val="17"/>
-              </w:rPr>
-              <w:t xml:space="preserve">Mitigación</w:t>
+              <w:t xml:space="preserve">Valor / Descripción</w:t>
             </w:r>
           </w:p>
         </w:tc>
@@ -3512,6 +1714,42 @@
             <w:r>
               <w:rPr>
                 <w:rFonts w:ascii="Arial" w:cs="Arial" w:eastAsia="Arial" w:hAnsi="Arial"/>
+                <w:b/>
+                <w:bCs/>
+                <w:i w:val="false"/>
+                <w:iCs w:val="false"/>
+                <w:color w:val="1A1A2E"/>
+                <w:sz w:val="18"/>
+                <w:szCs w:val="18"/>
+              </w:rPr>
+              <w:t xml:space="preserve">id</w:t>
+            </w:r>
+          </w:p>
+        </w:tc>
+        <w:tc>
+          <w:tcPr>
+            <w:tcW w:type="dxa" w:w="6026"/>
+            <w:tcBorders>
+              <w:top w:val="single" w:color="E0DBD4" w:sz="6"/>
+              <w:left w:val="single" w:color="E0DBD4" w:sz="6"/>
+              <w:bottom w:val="single" w:color="E0DBD4" w:sz="6"/>
+              <w:right w:val="single" w:color="E0DBD4" w:sz="6"/>
+            </w:tcBorders>
+            <w:shd w:fill="FFFFFF" w:val="clear"/>
+            <w:tcMar>
+              <w:top w:type="dxa" w:w="90"/>
+              <w:left w:type="dxa" w:w="150"/>
+              <w:bottom w:type="dxa" w:w="90"/>
+              <w:right w:type="dxa" w:w="150"/>
+            </w:tcMar>
+          </w:tcPr>
+          <w:p>
+            <w:pPr>
+              <w:jc w:val="left"/>
+            </w:pPr>
+            <w:r>
+              <w:rPr>
+                <w:rFonts w:ascii="Arial" w:cs="Arial" w:eastAsia="Arial" w:hAnsi="Arial"/>
                 <w:b w:val="false"/>
                 <w:bCs w:val="false"/>
                 <w:i w:val="false"/>
@@ -3520,49 +1758,51 @@
                 <w:sz w:val="18"/>
                 <w:szCs w:val="18"/>
               </w:rPr>
-              <w:t xml:space="preserve">Incidencias de demo con timestamps fijos activan la alerta al cargar</w:t>
-            </w:r>
-          </w:p>
-        </w:tc>
-        <w:tc>
-          <w:tcPr>
-            <w:tcW w:type="dxa" w:w="2000"/>
-            <w:tcBorders>
-              <w:top w:val="single" w:color="E0DBD4" w:sz="6"/>
-              <w:left w:val="single" w:color="E0DBD4" w:sz="6"/>
-              <w:bottom w:val="single" w:color="E0DBD4" w:sz="6"/>
-              <w:right w:val="single" w:color="E0DBD4" w:sz="6"/>
-            </w:tcBorders>
-            <w:shd w:fill="FFFFFF" w:val="clear"/>
-            <w:tcMar>
-              <w:top w:type="dxa" w:w="90"/>
-              <w:left w:type="dxa" w:w="150"/>
-              <w:bottom w:type="dxa" w:w="90"/>
-              <w:right w:type="dxa" w:w="150"/>
-            </w:tcMar>
-          </w:tcPr>
-          <w:p>
-            <w:pPr>
-              <w:jc w:val="left"/>
-            </w:pPr>
-            <w:r>
-              <w:rPr>
-                <w:rFonts w:ascii="Arial" w:cs="Arial" w:eastAsia="Arial" w:hAnsi="Arial"/>
-                <w:b/>
-                <w:bCs/>
-                <w:i w:val="false"/>
-                <w:iCs w:val="false"/>
-                <w:color w:val="C62828"/>
-                <w:sz w:val="18"/>
-                <w:szCs w:val="18"/>
-              </w:rPr>
-              <w:t xml:space="preserve">Alta</w:t>
-            </w:r>
-          </w:p>
-        </w:tc>
-        <w:tc>
-          <w:tcPr>
-            <w:tcW w:type="dxa" w:w="4026"/>
+              <w:t xml:space="preserve">Date.now() — timestamp como ID único</w:t>
+            </w:r>
+          </w:p>
+        </w:tc>
+      </w:tr>
+      <w:tr>
+        <w:tc>
+          <w:tcPr>
+            <w:tcW w:type="dxa" w:w="3000"/>
+            <w:tcBorders>
+              <w:top w:val="single" w:color="E0DBD4" w:sz="6"/>
+              <w:left w:val="single" w:color="E0DBD4" w:sz="6"/>
+              <w:bottom w:val="single" w:color="E0DBD4" w:sz="6"/>
+              <w:right w:val="single" w:color="E0DBD4" w:sz="6"/>
+            </w:tcBorders>
+            <w:shd w:fill="FFFFFF" w:val="clear"/>
+            <w:tcMar>
+              <w:top w:type="dxa" w:w="90"/>
+              <w:left w:type="dxa" w:w="150"/>
+              <w:bottom w:type="dxa" w:w="90"/>
+              <w:right w:type="dxa" w:w="150"/>
+            </w:tcMar>
+          </w:tcPr>
+          <w:p>
+            <w:pPr>
+              <w:jc w:val="left"/>
+            </w:pPr>
+            <w:r>
+              <w:rPr>
+                <w:rFonts w:ascii="Arial" w:cs="Arial" w:eastAsia="Arial" w:hAnsi="Arial"/>
+                <w:b/>
+                <w:bCs/>
+                <w:i w:val="false"/>
+                <w:iCs w:val="false"/>
+                <w:color w:val="1A1A2E"/>
+                <w:sz w:val="18"/>
+                <w:szCs w:val="18"/>
+              </w:rPr>
+              <w:t xml:space="preserve">equipo</w:t>
+            </w:r>
+          </w:p>
+        </w:tc>
+        <w:tc>
+          <w:tcPr>
+            <w:tcW w:type="dxa" w:w="6026"/>
             <w:tcBorders>
               <w:top w:val="single" w:color="E0DBD4" w:sz="6"/>
               <w:left w:val="single" w:color="E0DBD4" w:sz="6"/>
@@ -3588,11 +1828,11 @@
                 <w:bCs w:val="false"/>
                 <w:i w:val="false"/>
                 <w:iCs w:val="false"/>
-                <w:color w:val="555555"/>
-                <w:sz w:val="18"/>
-                <w:szCs w:val="18"/>
-              </w:rPr>
-              <w:t xml:space="preserve">Asignar timestamps de hace 30 minutos en los datos de demo. No usar fechas hardcodeadas.</w:t>
+                <w:color w:val="1A1A2E"/>
+                <w:sz w:val="18"/>
+                <w:szCs w:val="18"/>
+              </w:rPr>
+              <w:t xml:space="preserve">string — nombre del equipo</w:t>
             </w:r>
           </w:p>
         </w:tc>
@@ -3622,6 +1862,42 @@
             <w:r>
               <w:rPr>
                 <w:rFonts w:ascii="Arial" w:cs="Arial" w:eastAsia="Arial" w:hAnsi="Arial"/>
+                <w:b/>
+                <w:bCs/>
+                <w:i w:val="false"/>
+                <w:iCs w:val="false"/>
+                <w:color w:val="1A1A2E"/>
+                <w:sz w:val="18"/>
+                <w:szCs w:val="18"/>
+              </w:rPr>
+              <w:t xml:space="preserve">zona</w:t>
+            </w:r>
+          </w:p>
+        </w:tc>
+        <w:tc>
+          <w:tcPr>
+            <w:tcW w:type="dxa" w:w="6026"/>
+            <w:tcBorders>
+              <w:top w:val="single" w:color="E0DBD4" w:sz="6"/>
+              <w:left w:val="single" w:color="E0DBD4" w:sz="6"/>
+              <w:bottom w:val="single" w:color="E0DBD4" w:sz="6"/>
+              <w:right w:val="single" w:color="E0DBD4" w:sz="6"/>
+            </w:tcBorders>
+            <w:shd w:fill="FFFFFF" w:val="clear"/>
+            <w:tcMar>
+              <w:top w:type="dxa" w:w="90"/>
+              <w:left w:type="dxa" w:w="150"/>
+              <w:bottom w:type="dxa" w:w="90"/>
+              <w:right w:type="dxa" w:w="150"/>
+            </w:tcMar>
+          </w:tcPr>
+          <w:p>
+            <w:pPr>
+              <w:jc w:val="left"/>
+            </w:pPr>
+            <w:r>
+              <w:rPr>
+                <w:rFonts w:ascii="Arial" w:cs="Arial" w:eastAsia="Arial" w:hAnsi="Arial"/>
                 <w:b w:val="false"/>
                 <w:bCs w:val="false"/>
                 <w:i w:val="false"/>
@@ -3630,49 +1906,51 @@
                 <w:sz w:val="18"/>
                 <w:szCs w:val="18"/>
               </w:rPr>
-              <w:t xml:space="preserve">localStorage lleno o bloqueado en el entorno de Claude</w:t>
-            </w:r>
-          </w:p>
-        </w:tc>
-        <w:tc>
-          <w:tcPr>
-            <w:tcW w:type="dxa" w:w="2000"/>
-            <w:tcBorders>
-              <w:top w:val="single" w:color="E0DBD4" w:sz="6"/>
-              <w:left w:val="single" w:color="E0DBD4" w:sz="6"/>
-              <w:bottom w:val="single" w:color="E0DBD4" w:sz="6"/>
-              <w:right w:val="single" w:color="E0DBD4" w:sz="6"/>
-            </w:tcBorders>
-            <w:shd w:fill="FFFFFF" w:val="clear"/>
-            <w:tcMar>
-              <w:top w:type="dxa" w:w="90"/>
-              <w:left w:type="dxa" w:w="150"/>
-              <w:bottom w:type="dxa" w:w="90"/>
-              <w:right w:type="dxa" w:w="150"/>
-            </w:tcMar>
-          </w:tcPr>
-          <w:p>
-            <w:pPr>
-              <w:jc w:val="left"/>
-            </w:pPr>
-            <w:r>
-              <w:rPr>
-                <w:rFonts w:ascii="Arial" w:cs="Arial" w:eastAsia="Arial" w:hAnsi="Arial"/>
-                <w:b/>
-                <w:bCs/>
-                <w:i w:val="false"/>
-                <w:iCs w:val="false"/>
-                <w:color w:val="C62828"/>
-                <w:sz w:val="18"/>
-                <w:szCs w:val="18"/>
-              </w:rPr>
-              <w:t xml:space="preserve">Alta</w:t>
-            </w:r>
-          </w:p>
-        </w:tc>
-        <w:tc>
-          <w:tcPr>
-            <w:tcW w:type="dxa" w:w="4026"/>
+              <w:t xml:space="preserve">string — zona del almacén</w:t>
+            </w:r>
+          </w:p>
+        </w:tc>
+      </w:tr>
+      <w:tr>
+        <w:tc>
+          <w:tcPr>
+            <w:tcW w:type="dxa" w:w="3000"/>
+            <w:tcBorders>
+              <w:top w:val="single" w:color="E0DBD4" w:sz="6"/>
+              <w:left w:val="single" w:color="E0DBD4" w:sz="6"/>
+              <w:bottom w:val="single" w:color="E0DBD4" w:sz="6"/>
+              <w:right w:val="single" w:color="E0DBD4" w:sz="6"/>
+            </w:tcBorders>
+            <w:shd w:fill="FFFFFF" w:val="clear"/>
+            <w:tcMar>
+              <w:top w:type="dxa" w:w="90"/>
+              <w:left w:type="dxa" w:w="150"/>
+              <w:bottom w:type="dxa" w:w="90"/>
+              <w:right w:type="dxa" w:w="150"/>
+            </w:tcMar>
+          </w:tcPr>
+          <w:p>
+            <w:pPr>
+              <w:jc w:val="left"/>
+            </w:pPr>
+            <w:r>
+              <w:rPr>
+                <w:rFonts w:ascii="Arial" w:cs="Arial" w:eastAsia="Arial" w:hAnsi="Arial"/>
+                <w:b/>
+                <w:bCs/>
+                <w:i w:val="false"/>
+                <w:iCs w:val="false"/>
+                <w:color w:val="1A1A2E"/>
+                <w:sz w:val="18"/>
+                <w:szCs w:val="18"/>
+              </w:rPr>
+              <w:t xml:space="preserve">operario</w:t>
+            </w:r>
+          </w:p>
+        </w:tc>
+        <w:tc>
+          <w:tcPr>
+            <w:tcW w:type="dxa" w:w="6026"/>
             <w:tcBorders>
               <w:top w:val="single" w:color="E0DBD4" w:sz="6"/>
               <w:left w:val="single" w:color="E0DBD4" w:sz="6"/>
@@ -3698,11 +1976,11 @@
                 <w:bCs w:val="false"/>
                 <w:i w:val="false"/>
                 <w:iCs w:val="false"/>
-                <w:color w:val="555555"/>
-                <w:sz w:val="18"/>
-                <w:szCs w:val="18"/>
-              </w:rPr>
-              <w:t xml:space="preserve">localStorage no funciona en el sandbox de Claude. Diseñar con try/catch — fallo silencioso, sin romper la UI.</w:t>
+                <w:color w:val="1A1A2E"/>
+                <w:sz w:val="18"/>
+                <w:szCs w:val="18"/>
+              </w:rPr>
+              <w:t xml:space="preserve">string — operario que reporta</w:t>
             </w:r>
           </w:p>
         </w:tc>
@@ -3732,6 +2010,42 @@
             <w:r>
               <w:rPr>
                 <w:rFonts w:ascii="Arial" w:cs="Arial" w:eastAsia="Arial" w:hAnsi="Arial"/>
+                <w:b/>
+                <w:bCs/>
+                <w:i w:val="false"/>
+                <w:iCs w:val="false"/>
+                <w:color w:val="1A1A2E"/>
+                <w:sz w:val="18"/>
+                <w:szCs w:val="18"/>
+              </w:rPr>
+              <w:t xml:space="preserve">sintoma</w:t>
+            </w:r>
+          </w:p>
+        </w:tc>
+        <w:tc>
+          <w:tcPr>
+            <w:tcW w:type="dxa" w:w="6026"/>
+            <w:tcBorders>
+              <w:top w:val="single" w:color="E0DBD4" w:sz="6"/>
+              <w:left w:val="single" w:color="E0DBD4" w:sz="6"/>
+              <w:bottom w:val="single" w:color="E0DBD4" w:sz="6"/>
+              <w:right w:val="single" w:color="E0DBD4" w:sz="6"/>
+            </w:tcBorders>
+            <w:shd w:fill="FFFFFF" w:val="clear"/>
+            <w:tcMar>
+              <w:top w:type="dxa" w:w="90"/>
+              <w:left w:type="dxa" w:w="150"/>
+              <w:bottom w:type="dxa" w:w="90"/>
+              <w:right w:type="dxa" w:w="150"/>
+            </w:tcMar>
+          </w:tcPr>
+          <w:p>
+            <w:pPr>
+              <w:jc w:val="left"/>
+            </w:pPr>
+            <w:r>
+              <w:rPr>
+                <w:rFonts w:ascii="Arial" w:cs="Arial" w:eastAsia="Arial" w:hAnsi="Arial"/>
                 <w:b w:val="false"/>
                 <w:bCs w:val="false"/>
                 <w:i w:val="false"/>
@@ -3740,49 +2054,51 @@
                 <w:sz w:val="18"/>
                 <w:szCs w:val="18"/>
               </w:rPr>
-              <w:t xml:space="preserve">Cambio de estructura del objeto incidencia rompe datos guardados en v1</w:t>
-            </w:r>
-          </w:p>
-        </w:tc>
-        <w:tc>
-          <w:tcPr>
-            <w:tcW w:type="dxa" w:w="2000"/>
-            <w:tcBorders>
-              <w:top w:val="single" w:color="E0DBD4" w:sz="6"/>
-              <w:left w:val="single" w:color="E0DBD4" w:sz="6"/>
-              <w:bottom w:val="single" w:color="E0DBD4" w:sz="6"/>
-              <w:right w:val="single" w:color="E0DBD4" w:sz="6"/>
-            </w:tcBorders>
-            <w:shd w:fill="FFFFFF" w:val="clear"/>
-            <w:tcMar>
-              <w:top w:type="dxa" w:w="90"/>
-              <w:left w:type="dxa" w:w="150"/>
-              <w:bottom w:type="dxa" w:w="90"/>
-              <w:right w:type="dxa" w:w="150"/>
-            </w:tcMar>
-          </w:tcPr>
-          <w:p>
-            <w:pPr>
-              <w:jc w:val="left"/>
-            </w:pPr>
-            <w:r>
-              <w:rPr>
-                <w:rFonts w:ascii="Arial" w:cs="Arial" w:eastAsia="Arial" w:hAnsi="Arial"/>
-                <w:b/>
-                <w:bCs/>
-                <w:i w:val="false"/>
-                <w:iCs w:val="false"/>
-                <w:color w:val="C07010"/>
-                <w:sz w:val="18"/>
-                <w:szCs w:val="18"/>
-              </w:rPr>
-              <w:t xml:space="preserve">Media</w:t>
-            </w:r>
-          </w:p>
-        </w:tc>
-        <w:tc>
-          <w:tcPr>
-            <w:tcW w:type="dxa" w:w="4026"/>
+              <w:t xml:space="preserve">string — descripción del síntoma</w:t>
+            </w:r>
+          </w:p>
+        </w:tc>
+      </w:tr>
+      <w:tr>
+        <w:tc>
+          <w:tcPr>
+            <w:tcW w:type="dxa" w:w="3000"/>
+            <w:tcBorders>
+              <w:top w:val="single" w:color="E0DBD4" w:sz="6"/>
+              <w:left w:val="single" w:color="E0DBD4" w:sz="6"/>
+              <w:bottom w:val="single" w:color="E0DBD4" w:sz="6"/>
+              <w:right w:val="single" w:color="E0DBD4" w:sz="6"/>
+            </w:tcBorders>
+            <w:shd w:fill="FFFFFF" w:val="clear"/>
+            <w:tcMar>
+              <w:top w:type="dxa" w:w="90"/>
+              <w:left w:type="dxa" w:w="150"/>
+              <w:bottom w:type="dxa" w:w="90"/>
+              <w:right w:type="dxa" w:w="150"/>
+            </w:tcMar>
+          </w:tcPr>
+          <w:p>
+            <w:pPr>
+              <w:jc w:val="left"/>
+            </w:pPr>
+            <w:r>
+              <w:rPr>
+                <w:rFonts w:ascii="Arial" w:cs="Arial" w:eastAsia="Arial" w:hAnsi="Arial"/>
+                <w:b/>
+                <w:bCs/>
+                <w:i w:val="false"/>
+                <w:iCs w:val="false"/>
+                <w:color w:val="1A1A2E"/>
+                <w:sz w:val="18"/>
+                <w:szCs w:val="18"/>
+              </w:rPr>
+              <w:t xml:space="preserve">severidad</w:t>
+            </w:r>
+          </w:p>
+        </w:tc>
+        <w:tc>
+          <w:tcPr>
+            <w:tcW w:type="dxa" w:w="6026"/>
             <w:tcBorders>
               <w:top w:val="single" w:color="E0DBD4" w:sz="6"/>
               <w:left w:val="single" w:color="E0DBD4" w:sz="6"/>
@@ -3808,11 +2124,11 @@
                 <w:bCs w:val="false"/>
                 <w:i w:val="false"/>
                 <w:iCs w:val="false"/>
-                <w:color w:val="555555"/>
-                <w:sz w:val="18"/>
-                <w:szCs w:val="18"/>
-              </w:rPr>
-              <w:t xml:space="preserve">Migración automática en el useEffect: si el objeto cargado no tiene 'fechaCreacion', añadirlo con Date.now().</w:t>
+                <w:color w:val="1A1A2E"/>
+                <w:sz w:val="18"/>
+                <w:szCs w:val="18"/>
+              </w:rPr>
+              <w:t xml:space="preserve">string — Crítica / Alta / Media / Baja</w:t>
             </w:r>
           </w:p>
         </w:tc>
@@ -3842,6 +2158,42 @@
             <w:r>
               <w:rPr>
                 <w:rFonts w:ascii="Arial" w:cs="Arial" w:eastAsia="Arial" w:hAnsi="Arial"/>
+                <w:b/>
+                <w:bCs/>
+                <w:i w:val="false"/>
+                <w:iCs w:val="false"/>
+                <w:color w:val="1A1A2E"/>
+                <w:sz w:val="18"/>
+                <w:szCs w:val="18"/>
+              </w:rPr>
+              <w:t xml:space="preserve">estado</w:t>
+            </w:r>
+          </w:p>
+        </w:tc>
+        <w:tc>
+          <w:tcPr>
+            <w:tcW w:type="dxa" w:w="6026"/>
+            <w:tcBorders>
+              <w:top w:val="single" w:color="E0DBD4" w:sz="6"/>
+              <w:left w:val="single" w:color="E0DBD4" w:sz="6"/>
+              <w:bottom w:val="single" w:color="E0DBD4" w:sz="6"/>
+              <w:right w:val="single" w:color="E0DBD4" w:sz="6"/>
+            </w:tcBorders>
+            <w:shd w:fill="FFFFFF" w:val="clear"/>
+            <w:tcMar>
+              <w:top w:type="dxa" w:w="90"/>
+              <w:left w:type="dxa" w:w="150"/>
+              <w:bottom w:type="dxa" w:w="90"/>
+              <w:right w:type="dxa" w:w="150"/>
+            </w:tcMar>
+          </w:tcPr>
+          <w:p>
+            <w:pPr>
+              <w:jc w:val="left"/>
+            </w:pPr>
+            <w:r>
+              <w:rPr>
+                <w:rFonts w:ascii="Arial" w:cs="Arial" w:eastAsia="Arial" w:hAnsi="Arial"/>
                 <w:b w:val="false"/>
                 <w:bCs w:val="false"/>
                 <w:i w:val="false"/>
@@ -3850,49 +2202,51 @@
                 <w:sz w:val="18"/>
                 <w:szCs w:val="18"/>
               </w:rPr>
-              <w:t xml:space="preserve">El campo observaciones con textarea larga desborda el layout del panel detalle</w:t>
-            </w:r>
-          </w:p>
-        </w:tc>
-        <w:tc>
-          <w:tcPr>
-            <w:tcW w:type="dxa" w:w="2000"/>
-            <w:tcBorders>
-              <w:top w:val="single" w:color="E0DBD4" w:sz="6"/>
-              <w:left w:val="single" w:color="E0DBD4" w:sz="6"/>
-              <w:bottom w:val="single" w:color="E0DBD4" w:sz="6"/>
-              <w:right w:val="single" w:color="E0DBD4" w:sz="6"/>
-            </w:tcBorders>
-            <w:shd w:fill="FFFFFF" w:val="clear"/>
-            <w:tcMar>
-              <w:top w:type="dxa" w:w="90"/>
-              <w:left w:type="dxa" w:w="150"/>
-              <w:bottom w:type="dxa" w:w="90"/>
-              <w:right w:type="dxa" w:w="150"/>
-            </w:tcMar>
-          </w:tcPr>
-          <w:p>
-            <w:pPr>
-              <w:jc w:val="left"/>
-            </w:pPr>
-            <w:r>
-              <w:rPr>
-                <w:rFonts w:ascii="Arial" w:cs="Arial" w:eastAsia="Arial" w:hAnsi="Arial"/>
-                <w:b/>
-                <w:bCs/>
-                <w:i w:val="false"/>
-                <w:iCs w:val="false"/>
-                <w:color w:val="1A6040"/>
-                <w:sz w:val="18"/>
-                <w:szCs w:val="18"/>
-              </w:rPr>
-              <w:t xml:space="preserve">Baja</w:t>
-            </w:r>
-          </w:p>
-        </w:tc>
-        <w:tc>
-          <w:tcPr>
-            <w:tcW w:type="dxa" w:w="4026"/>
+              <w:t xml:space="preserve">string — Abierta / En diagnóstico / Resuelta / Escalada</w:t>
+            </w:r>
+          </w:p>
+        </w:tc>
+      </w:tr>
+      <w:tr>
+        <w:tc>
+          <w:tcPr>
+            <w:tcW w:type="dxa" w:w="3000"/>
+            <w:tcBorders>
+              <w:top w:val="single" w:color="E0DBD4" w:sz="6"/>
+              <w:left w:val="single" w:color="E0DBD4" w:sz="6"/>
+              <w:bottom w:val="single" w:color="E0DBD4" w:sz="6"/>
+              <w:right w:val="single" w:color="E0DBD4" w:sz="6"/>
+            </w:tcBorders>
+            <w:shd w:fill="FFFFFF" w:val="clear"/>
+            <w:tcMar>
+              <w:top w:type="dxa" w:w="90"/>
+              <w:left w:type="dxa" w:w="150"/>
+              <w:bottom w:type="dxa" w:w="90"/>
+              <w:right w:type="dxa" w:w="150"/>
+            </w:tcMar>
+          </w:tcPr>
+          <w:p>
+            <w:pPr>
+              <w:jc w:val="left"/>
+            </w:pPr>
+            <w:r>
+              <w:rPr>
+                <w:rFonts w:ascii="Arial" w:cs="Arial" w:eastAsia="Arial" w:hAnsi="Arial"/>
+                <w:b/>
+                <w:bCs/>
+                <w:i w:val="false"/>
+                <w:iCs w:val="false"/>
+                <w:color w:val="1A1A2E"/>
+                <w:sz w:val="18"/>
+                <w:szCs w:val="18"/>
+              </w:rPr>
+              <w:t xml:space="preserve">fechaCreacion</w:t>
+            </w:r>
+          </w:p>
+        </w:tc>
+        <w:tc>
+          <w:tcPr>
+            <w:tcW w:type="dxa" w:w="6026"/>
             <w:tcBorders>
               <w:top w:val="single" w:color="E0DBD4" w:sz="6"/>
               <w:left w:val="single" w:color="E0DBD4" w:sz="6"/>
@@ -3918,11 +2272,233 @@
                 <w:bCs w:val="false"/>
                 <w:i w:val="false"/>
                 <w:iCs w:val="false"/>
-                <w:color w:val="555555"/>
-                <w:sz w:val="18"/>
-                <w:szCs w:val="18"/>
-              </w:rPr>
-              <w:t xml:space="preserve">Limitar a maxLength=500 y añadir overflow-y: auto al contenedor.</w:t>
+                <w:color w:val="1A1A2E"/>
+                <w:sz w:val="18"/>
+                <w:szCs w:val="18"/>
+              </w:rPr>
+              <w:t xml:space="preserve">number — Date.now() — NUEVO en v2: timestamp numérico</w:t>
+            </w:r>
+          </w:p>
+        </w:tc>
+      </w:tr>
+      <w:tr>
+        <w:tc>
+          <w:tcPr>
+            <w:tcW w:type="dxa" w:w="3000"/>
+            <w:tcBorders>
+              <w:top w:val="single" w:color="E0DBD4" w:sz="6"/>
+              <w:left w:val="single" w:color="E0DBD4" w:sz="6"/>
+              <w:bottom w:val="single" w:color="E0DBD4" w:sz="6"/>
+              <w:right w:val="single" w:color="E0DBD4" w:sz="6"/>
+            </w:tcBorders>
+            <w:shd w:fill="FFFFFF" w:val="clear"/>
+            <w:tcMar>
+              <w:top w:type="dxa" w:w="90"/>
+              <w:left w:type="dxa" w:w="150"/>
+              <w:bottom w:type="dxa" w:w="90"/>
+              <w:right w:type="dxa" w:w="150"/>
+            </w:tcMar>
+          </w:tcPr>
+          <w:p>
+            <w:pPr>
+              <w:jc w:val="left"/>
+            </w:pPr>
+            <w:r>
+              <w:rPr>
+                <w:rFonts w:ascii="Arial" w:cs="Arial" w:eastAsia="Arial" w:hAnsi="Arial"/>
+                <w:b/>
+                <w:bCs/>
+                <w:i w:val="false"/>
+                <w:iCs w:val="false"/>
+                <w:color w:val="1A1A2E"/>
+                <w:sz w:val="18"/>
+                <w:szCs w:val="18"/>
+              </w:rPr>
+              <w:t xml:space="preserve">fechaResolucion</w:t>
+            </w:r>
+          </w:p>
+        </w:tc>
+        <w:tc>
+          <w:tcPr>
+            <w:tcW w:type="dxa" w:w="6026"/>
+            <w:tcBorders>
+              <w:top w:val="single" w:color="E0DBD4" w:sz="6"/>
+              <w:left w:val="single" w:color="E0DBD4" w:sz="6"/>
+              <w:bottom w:val="single" w:color="E0DBD4" w:sz="6"/>
+              <w:right w:val="single" w:color="E0DBD4" w:sz="6"/>
+            </w:tcBorders>
+            <w:shd w:fill="FFFFFF" w:val="clear"/>
+            <w:tcMar>
+              <w:top w:type="dxa" w:w="90"/>
+              <w:left w:type="dxa" w:w="150"/>
+              <w:bottom w:type="dxa" w:w="90"/>
+              <w:right w:type="dxa" w:w="150"/>
+            </w:tcMar>
+          </w:tcPr>
+          <w:p>
+            <w:pPr>
+              <w:jc w:val="left"/>
+            </w:pPr>
+            <w:r>
+              <w:rPr>
+                <w:rFonts w:ascii="Arial" w:cs="Arial" w:eastAsia="Arial" w:hAnsi="Arial"/>
+                <w:b w:val="false"/>
+                <w:bCs w:val="false"/>
+                <w:i w:val="false"/>
+                <w:iCs w:val="false"/>
+                <w:color w:val="1A1A2E"/>
+                <w:sz w:val="18"/>
+                <w:szCs w:val="18"/>
+              </w:rPr>
+              <w:t xml:space="preserve">number|null — NUEVO en v2: Date.now() al resolver, null si no</w:t>
+            </w:r>
+          </w:p>
+        </w:tc>
+      </w:tr>
+      <w:tr>
+        <w:tc>
+          <w:tcPr>
+            <w:tcW w:type="dxa" w:w="3000"/>
+            <w:tcBorders>
+              <w:top w:val="single" w:color="E0DBD4" w:sz="6"/>
+              <w:left w:val="single" w:color="E0DBD4" w:sz="6"/>
+              <w:bottom w:val="single" w:color="E0DBD4" w:sz="6"/>
+              <w:right w:val="single" w:color="E0DBD4" w:sz="6"/>
+            </w:tcBorders>
+            <w:shd w:fill="FFFFFF" w:val="clear"/>
+            <w:tcMar>
+              <w:top w:type="dxa" w:w="90"/>
+              <w:left w:type="dxa" w:w="150"/>
+              <w:bottom w:type="dxa" w:w="90"/>
+              <w:right w:type="dxa" w:w="150"/>
+            </w:tcMar>
+          </w:tcPr>
+          <w:p>
+            <w:pPr>
+              <w:jc w:val="left"/>
+            </w:pPr>
+            <w:r>
+              <w:rPr>
+                <w:rFonts w:ascii="Arial" w:cs="Arial" w:eastAsia="Arial" w:hAnsi="Arial"/>
+                <w:b/>
+                <w:bCs/>
+                <w:i w:val="false"/>
+                <w:iCs w:val="false"/>
+                <w:color w:val="1A1A2E"/>
+                <w:sz w:val="18"/>
+                <w:szCs w:val="18"/>
+              </w:rPr>
+              <w:t xml:space="preserve">observaciones</w:t>
+            </w:r>
+          </w:p>
+        </w:tc>
+        <w:tc>
+          <w:tcPr>
+            <w:tcW w:type="dxa" w:w="6026"/>
+            <w:tcBorders>
+              <w:top w:val="single" w:color="E0DBD4" w:sz="6"/>
+              <w:left w:val="single" w:color="E0DBD4" w:sz="6"/>
+              <w:bottom w:val="single" w:color="E0DBD4" w:sz="6"/>
+              <w:right w:val="single" w:color="E0DBD4" w:sz="6"/>
+            </w:tcBorders>
+            <w:shd w:fill="FFFFFF" w:val="clear"/>
+            <w:tcMar>
+              <w:top w:type="dxa" w:w="90"/>
+              <w:left w:type="dxa" w:w="150"/>
+              <w:bottom w:type="dxa" w:w="90"/>
+              <w:right w:type="dxa" w:w="150"/>
+            </w:tcMar>
+          </w:tcPr>
+          <w:p>
+            <w:pPr>
+              <w:jc w:val="left"/>
+            </w:pPr>
+            <w:r>
+              <w:rPr>
+                <w:rFonts w:ascii="Arial" w:cs="Arial" w:eastAsia="Arial" w:hAnsi="Arial"/>
+                <w:b w:val="false"/>
+                <w:bCs w:val="false"/>
+                <w:i w:val="false"/>
+                <w:iCs w:val="false"/>
+                <w:color w:val="1A1A2E"/>
+                <w:sz w:val="18"/>
+                <w:szCs w:val="18"/>
+              </w:rPr>
+              <w:t xml:space="preserve">string — NUEVO en v2: notas de seguimiento, vacío por defecto</w:t>
+            </w:r>
+          </w:p>
+        </w:tc>
+      </w:tr>
+      <w:tr>
+        <w:tc>
+          <w:tcPr>
+            <w:tcW w:type="dxa" w:w="3000"/>
+            <w:tcBorders>
+              <w:top w:val="single" w:color="E0DBD4" w:sz="6"/>
+              <w:left w:val="single" w:color="E0DBD4" w:sz="6"/>
+              <w:bottom w:val="single" w:color="E0DBD4" w:sz="6"/>
+              <w:right w:val="single" w:color="E0DBD4" w:sz="6"/>
+            </w:tcBorders>
+            <w:shd w:fill="FFFFFF" w:val="clear"/>
+            <w:tcMar>
+              <w:top w:type="dxa" w:w="90"/>
+              <w:left w:type="dxa" w:w="150"/>
+              <w:bottom w:type="dxa" w:w="90"/>
+              <w:right w:type="dxa" w:w="150"/>
+            </w:tcMar>
+          </w:tcPr>
+          <w:p>
+            <w:pPr>
+              <w:jc w:val="left"/>
+            </w:pPr>
+            <w:r>
+              <w:rPr>
+                <w:rFonts w:ascii="Arial" w:cs="Arial" w:eastAsia="Arial" w:hAnsi="Arial"/>
+                <w:b/>
+                <w:bCs/>
+                <w:i w:val="false"/>
+                <w:iCs w:val="false"/>
+                <w:color w:val="1A1A2E"/>
+                <w:sz w:val="18"/>
+                <w:szCs w:val="18"/>
+              </w:rPr>
+              <w:t xml:space="preserve">diagnostico</w:t>
+            </w:r>
+          </w:p>
+        </w:tc>
+        <w:tc>
+          <w:tcPr>
+            <w:tcW w:type="dxa" w:w="6026"/>
+            <w:tcBorders>
+              <w:top w:val="single" w:color="E0DBD4" w:sz="6"/>
+              <w:left w:val="single" w:color="E0DBD4" w:sz="6"/>
+              <w:bottom w:val="single" w:color="E0DBD4" w:sz="6"/>
+              <w:right w:val="single" w:color="E0DBD4" w:sz="6"/>
+            </w:tcBorders>
+            <w:shd w:fill="FFFFFF" w:val="clear"/>
+            <w:tcMar>
+              <w:top w:type="dxa" w:w="90"/>
+              <w:left w:type="dxa" w:w="150"/>
+              <w:bottom w:type="dxa" w:w="90"/>
+              <w:right w:type="dxa" w:w="150"/>
+            </w:tcMar>
+          </w:tcPr>
+          <w:p>
+            <w:pPr>
+              <w:jc w:val="left"/>
+            </w:pPr>
+            <w:r>
+              <w:rPr>
+                <w:rFonts w:ascii="Arial" w:cs="Arial" w:eastAsia="Arial" w:hAnsi="Arial"/>
+                <w:b w:val="false"/>
+                <w:bCs w:val="false"/>
+                <w:i w:val="false"/>
+                <w:iCs w:val="false"/>
+                <w:color w:val="1A1A2E"/>
+                <w:sz w:val="18"/>
+                <w:szCs w:val="18"/>
+              </w:rPr>
+              <w:t xml:space="preserve">object|null — JSON IA con causa, pasos, solución, prevención</w:t>
             </w:r>
           </w:p>
         </w:tc>
@@ -3952,21 +2528,7 @@
           <w:sz w:val="22"/>
           <w:szCs w:val="22"/>
         </w:rPr>
-        <w:t xml:space="preserve">8. Criterios de aceptación</w:t>
-      </w:r>
-    </w:p>
-    <w:p>
-      <w:pPr>
-        <w:spacing w:before="60" w:after="80"/>
-      </w:pPr>
-      <w:r>
-        <w:rPr>
-          <w:rFonts w:ascii="Arial" w:cs="Arial" w:eastAsia="Arial" w:hAnsi="Arial"/>
-          <w:color w:val="555555"/>
-          <w:sz w:val="19"/>
-          <w:szCs w:val="19"/>
-        </w:rPr>
-        <w:t xml:space="preserve">La v2.0 se considera completa cuando se cumplen todos los siguientes puntos:</w:t>
+        <w:t xml:space="preserve">6. Fuera del alcance de v2.0</w:t>
       </w:r>
     </w:p>
     <w:p>
@@ -3987,7 +2549,7 @@
           <w:sz w:val="19"/>
           <w:szCs w:val="19"/>
         </w:rPr>
-        <w:t xml:space="preserve">Persistencia: </w:t>
+        <w:t xml:space="preserve">Exportación a Excel o PDF: </w:t>
       </w:r>
       <w:r>
         <w:rPr>
@@ -3996,7 +2558,7 @@
           <w:sz w:val="19"/>
           <w:szCs w:val="19"/>
         </w:rPr>
-        <w:t xml:space="preserve">Al crear una incidencia, recargar la página y volver al dashboard, la incidencia sigue presente con todos sus campos.</w:t>
+        <w:t xml:space="preserve">Se evalúa para v3 cuando el historial tenga volumen suficiente.</w:t>
       </w:r>
     </w:p>
     <w:p>
@@ -4017,7 +2579,7 @@
           <w:sz w:val="19"/>
           <w:szCs w:val="19"/>
         </w:rPr>
-        <w:t xml:space="preserve">Indicador de diagnóstico: </w:t>
+        <w:t xml:space="preserve">Notificaciones externas: </w:t>
       </w:r>
       <w:r>
         <w:rPr>
@@ -4026,7 +2588,7 @@
           <w:sz w:val="19"/>
           <w:szCs w:val="19"/>
         </w:rPr>
-        <w:t xml:space="preserve">En el listado es visualmente distinguible, sin abrir ninguna incidencia, cuáles tienen diagnóstico IA y cuáles no.</w:t>
+        <w:t xml:space="preserve">Email o Slack para críticas. Requiere backend fuera del alcance standalone.</w:t>
       </w:r>
     </w:p>
     <w:p>
@@ -4047,7 +2609,7 @@
           <w:sz w:val="19"/>
           <w:szCs w:val="19"/>
         </w:rPr>
-        <w:t xml:space="preserve">Alerta crítica: </w:t>
+        <w:t xml:space="preserve">Multi-usuario: </w:t>
       </w:r>
       <w:r>
         <w:rPr>
@@ -4056,7 +2618,617 @@
           <w:sz w:val="19"/>
           <w:szCs w:val="19"/>
         </w:rPr>
-        <w:t xml:space="preserve">Si existe una incidencia de severidad Crítica en estado Abierta con más de 2 horas de antigüedad, aparece el banner de alerta. Si se cambia su estado, el banner desaparece.</w:t>
+        <w:t xml:space="preserve">Control de acceso y roles se plantea en fase de integración real.</w:t>
+      </w:r>
+    </w:p>
+    <w:p>
+      <w:pPr>
+        <w:pBdr>
+          <w:bottom w:val="single" w:color="E0DBD4" w:sz="2" w:space="1"/>
+        </w:pBdr>
+        <w:spacing w:before="220" w:after="220"/>
+      </w:pPr>
+      <w:r>
+        <w:t xml:space="preserve"/>
+      </w:r>
+    </w:p>
+    <w:p>
+      <w:pPr>
+        <w:spacing w:before="260" w:after="80"/>
+      </w:pPr>
+      <w:r>
+        <w:rPr>
+          <w:rFonts w:ascii="Arial" w:cs="Arial" w:eastAsia="Arial" w:hAnsi="Arial"/>
+          <w:b/>
+          <w:bCs/>
+          <w:color w:val="1A1A2E"/>
+          <w:sz w:val="22"/>
+          <w:szCs w:val="22"/>
+        </w:rPr>
+        <w:t xml:space="preserve">7. Riesgos</w:t>
+      </w:r>
+    </w:p>
+    <w:tbl>
+      <w:tblPr>
+        <w:tblW w:type="dxa" w:w="9026"/>
+        <w:tblBorders>
+          <w:top w:val="single" w:color="auto" w:sz="4"/>
+          <w:left w:val="single" w:color="auto" w:sz="4"/>
+          <w:bottom w:val="single" w:color="auto" w:sz="4"/>
+          <w:right w:val="single" w:color="auto" w:sz="4"/>
+          <w:insideH w:val="single" w:color="auto" w:sz="4"/>
+          <w:insideV w:val="single" w:color="auto" w:sz="4"/>
+        </w:tblBorders>
+      </w:tblPr>
+      <w:tblGrid>
+        <w:gridCol w:w="3200"/>
+        <w:gridCol w:w="1800"/>
+        <w:gridCol w:w="4026"/>
+      </w:tblGrid>
+      <w:tr>
+        <w:tc>
+          <w:tcPr>
+            <w:tcW w:type="dxa" w:w="3200"/>
+            <w:tcBorders>
+              <w:top w:val="single" w:color="1A1A2E" w:sz="6"/>
+              <w:left w:val="single" w:color="1A1A2E" w:sz="6"/>
+              <w:bottom w:val="single" w:color="1A1A2E" w:sz="6"/>
+              <w:right w:val="single" w:color="1A1A2E" w:sz="6"/>
+            </w:tcBorders>
+            <w:shd w:fill="1A1A2E" w:val="clear"/>
+            <w:tcMar>
+              <w:top w:type="dxa" w:w="80"/>
+              <w:left w:type="dxa" w:w="150"/>
+              <w:bottom w:type="dxa" w:w="80"/>
+              <w:right w:type="dxa" w:w="150"/>
+            </w:tcMar>
+          </w:tcPr>
+          <w:p>
+            <w:r>
+              <w:rPr>
+                <w:rFonts w:ascii="Arial" w:cs="Arial" w:eastAsia="Arial" w:hAnsi="Arial"/>
+                <w:b/>
+                <w:bCs/>
+                <w:caps/>
+                <w:color w:val="FFFFFF"/>
+                <w:sz w:val="17"/>
+                <w:szCs w:val="17"/>
+              </w:rPr>
+              <w:t xml:space="preserve">Riesgo</w:t>
+            </w:r>
+          </w:p>
+        </w:tc>
+        <w:tc>
+          <w:tcPr>
+            <w:tcW w:type="dxa" w:w="1800"/>
+            <w:tcBorders>
+              <w:top w:val="single" w:color="1A1A2E" w:sz="6"/>
+              <w:left w:val="single" w:color="1A1A2E" w:sz="6"/>
+              <w:bottom w:val="single" w:color="1A1A2E" w:sz="6"/>
+              <w:right w:val="single" w:color="1A1A2E" w:sz="6"/>
+            </w:tcBorders>
+            <w:shd w:fill="1A1A2E" w:val="clear"/>
+            <w:tcMar>
+              <w:top w:type="dxa" w:w="80"/>
+              <w:left w:type="dxa" w:w="150"/>
+              <w:bottom w:type="dxa" w:w="80"/>
+              <w:right w:type="dxa" w:w="150"/>
+            </w:tcMar>
+          </w:tcPr>
+          <w:p>
+            <w:r>
+              <w:rPr>
+                <w:rFonts w:ascii="Arial" w:cs="Arial" w:eastAsia="Arial" w:hAnsi="Arial"/>
+                <w:b/>
+                <w:bCs/>
+                <w:caps/>
+                <w:color w:val="FFFFFF"/>
+                <w:sz w:val="17"/>
+                <w:szCs w:val="17"/>
+              </w:rPr>
+              <w:t xml:space="preserve">Probabilidad</w:t>
+            </w:r>
+          </w:p>
+        </w:tc>
+        <w:tc>
+          <w:tcPr>
+            <w:tcW w:type="dxa" w:w="4026"/>
+            <w:tcBorders>
+              <w:top w:val="single" w:color="1A1A2E" w:sz="6"/>
+              <w:left w:val="single" w:color="1A1A2E" w:sz="6"/>
+              <w:bottom w:val="single" w:color="1A1A2E" w:sz="6"/>
+              <w:right w:val="single" w:color="1A1A2E" w:sz="6"/>
+            </w:tcBorders>
+            <w:shd w:fill="1A1A2E" w:val="clear"/>
+            <w:tcMar>
+              <w:top w:type="dxa" w:w="80"/>
+              <w:left w:type="dxa" w:w="150"/>
+              <w:bottom w:type="dxa" w:w="80"/>
+              <w:right w:type="dxa" w:w="150"/>
+            </w:tcMar>
+          </w:tcPr>
+          <w:p>
+            <w:r>
+              <w:rPr>
+                <w:rFonts w:ascii="Arial" w:cs="Arial" w:eastAsia="Arial" w:hAnsi="Arial"/>
+                <w:b/>
+                <w:bCs/>
+                <w:caps/>
+                <w:color w:val="FFFFFF"/>
+                <w:sz w:val="17"/>
+                <w:szCs w:val="17"/>
+              </w:rPr>
+              <w:t xml:space="preserve">Mitigación</w:t>
+            </w:r>
+          </w:p>
+        </w:tc>
+      </w:tr>
+      <w:tr>
+        <w:tc>
+          <w:tcPr>
+            <w:tcW w:type="dxa" w:w="3200"/>
+            <w:tcBorders>
+              <w:top w:val="single" w:color="E0DBD4" w:sz="6"/>
+              <w:left w:val="single" w:color="E0DBD4" w:sz="6"/>
+              <w:bottom w:val="single" w:color="E0DBD4" w:sz="6"/>
+              <w:right w:val="single" w:color="E0DBD4" w:sz="6"/>
+            </w:tcBorders>
+            <w:shd w:fill="FFFFFF" w:val="clear"/>
+            <w:tcMar>
+              <w:top w:type="dxa" w:w="90"/>
+              <w:left w:type="dxa" w:w="150"/>
+              <w:bottom w:type="dxa" w:w="90"/>
+              <w:right w:type="dxa" w:w="150"/>
+            </w:tcMar>
+          </w:tcPr>
+          <w:p>
+            <w:pPr>
+              <w:jc w:val="left"/>
+            </w:pPr>
+            <w:r>
+              <w:rPr>
+                <w:rFonts w:ascii="Arial" w:cs="Arial" w:eastAsia="Arial" w:hAnsi="Arial"/>
+                <w:b w:val="false"/>
+                <w:bCs w:val="false"/>
+                <w:i w:val="false"/>
+                <w:iCs w:val="false"/>
+                <w:color w:val="1A1A2E"/>
+                <w:sz w:val="18"/>
+                <w:szCs w:val="18"/>
+              </w:rPr>
+              <w:t xml:space="preserve">Timestamps de demos activan la alerta al cargar</w:t>
+            </w:r>
+          </w:p>
+        </w:tc>
+        <w:tc>
+          <w:tcPr>
+            <w:tcW w:type="dxa" w:w="1800"/>
+            <w:tcBorders>
+              <w:top w:val="single" w:color="E0DBD4" w:sz="6"/>
+              <w:left w:val="single" w:color="E0DBD4" w:sz="6"/>
+              <w:bottom w:val="single" w:color="E0DBD4" w:sz="6"/>
+              <w:right w:val="single" w:color="E0DBD4" w:sz="6"/>
+            </w:tcBorders>
+            <w:shd w:fill="FFFFFF" w:val="clear"/>
+            <w:tcMar>
+              <w:top w:type="dxa" w:w="90"/>
+              <w:left w:type="dxa" w:w="150"/>
+              <w:bottom w:type="dxa" w:w="90"/>
+              <w:right w:type="dxa" w:w="150"/>
+            </w:tcMar>
+          </w:tcPr>
+          <w:p>
+            <w:pPr>
+              <w:jc w:val="left"/>
+            </w:pPr>
+            <w:r>
+              <w:rPr>
+                <w:rFonts w:ascii="Arial" w:cs="Arial" w:eastAsia="Arial" w:hAnsi="Arial"/>
+                <w:b/>
+                <w:bCs/>
+                <w:i w:val="false"/>
+                <w:iCs w:val="false"/>
+                <w:color w:val="C62828"/>
+                <w:sz w:val="18"/>
+                <w:szCs w:val="18"/>
+              </w:rPr>
+              <w:t xml:space="preserve">Alta</w:t>
+            </w:r>
+          </w:p>
+        </w:tc>
+        <w:tc>
+          <w:tcPr>
+            <w:tcW w:type="dxa" w:w="4026"/>
+            <w:tcBorders>
+              <w:top w:val="single" w:color="E0DBD4" w:sz="6"/>
+              <w:left w:val="single" w:color="E0DBD4" w:sz="6"/>
+              <w:bottom w:val="single" w:color="E0DBD4" w:sz="6"/>
+              <w:right w:val="single" w:color="E0DBD4" w:sz="6"/>
+            </w:tcBorders>
+            <w:shd w:fill="FFFFFF" w:val="clear"/>
+            <w:tcMar>
+              <w:top w:type="dxa" w:w="90"/>
+              <w:left w:type="dxa" w:w="150"/>
+              <w:bottom w:type="dxa" w:w="90"/>
+              <w:right w:type="dxa" w:w="150"/>
+            </w:tcMar>
+          </w:tcPr>
+          <w:p>
+            <w:pPr>
+              <w:jc w:val="left"/>
+            </w:pPr>
+            <w:r>
+              <w:rPr>
+                <w:rFonts w:ascii="Arial" w:cs="Arial" w:eastAsia="Arial" w:hAnsi="Arial"/>
+                <w:b w:val="false"/>
+                <w:bCs w:val="false"/>
+                <w:i w:val="false"/>
+                <w:iCs w:val="false"/>
+                <w:color w:val="555555"/>
+                <w:sz w:val="18"/>
+                <w:szCs w:val="18"/>
+              </w:rPr>
+              <w:t xml:space="preserve">Asignar Date.now() - 1800000 en los demos. Nunca fechas hardcodeadas absolutas.</w:t>
+            </w:r>
+          </w:p>
+        </w:tc>
+      </w:tr>
+      <w:tr>
+        <w:tc>
+          <w:tcPr>
+            <w:tcW w:type="dxa" w:w="3200"/>
+            <w:tcBorders>
+              <w:top w:val="single" w:color="E0DBD4" w:sz="6"/>
+              <w:left w:val="single" w:color="E0DBD4" w:sz="6"/>
+              <w:bottom w:val="single" w:color="E0DBD4" w:sz="6"/>
+              <w:right w:val="single" w:color="E0DBD4" w:sz="6"/>
+            </w:tcBorders>
+            <w:shd w:fill="FFFFFF" w:val="clear"/>
+            <w:tcMar>
+              <w:top w:type="dxa" w:w="90"/>
+              <w:left w:type="dxa" w:w="150"/>
+              <w:bottom w:type="dxa" w:w="90"/>
+              <w:right w:type="dxa" w:w="150"/>
+            </w:tcMar>
+          </w:tcPr>
+          <w:p>
+            <w:pPr>
+              <w:jc w:val="left"/>
+            </w:pPr>
+            <w:r>
+              <w:rPr>
+                <w:rFonts w:ascii="Arial" w:cs="Arial" w:eastAsia="Arial" w:hAnsi="Arial"/>
+                <w:b w:val="false"/>
+                <w:bCs w:val="false"/>
+                <w:i w:val="false"/>
+                <w:iCs w:val="false"/>
+                <w:color w:val="1A1A2E"/>
+                <w:sz w:val="18"/>
+                <w:szCs w:val="18"/>
+              </w:rPr>
+              <w:t xml:space="preserve">localStorage no disponible en entorno Claude</w:t>
+            </w:r>
+          </w:p>
+        </w:tc>
+        <w:tc>
+          <w:tcPr>
+            <w:tcW w:type="dxa" w:w="1800"/>
+            <w:tcBorders>
+              <w:top w:val="single" w:color="E0DBD4" w:sz="6"/>
+              <w:left w:val="single" w:color="E0DBD4" w:sz="6"/>
+              <w:bottom w:val="single" w:color="E0DBD4" w:sz="6"/>
+              <w:right w:val="single" w:color="E0DBD4" w:sz="6"/>
+            </w:tcBorders>
+            <w:shd w:fill="FFFFFF" w:val="clear"/>
+            <w:tcMar>
+              <w:top w:type="dxa" w:w="90"/>
+              <w:left w:type="dxa" w:w="150"/>
+              <w:bottom w:type="dxa" w:w="90"/>
+              <w:right w:type="dxa" w:w="150"/>
+            </w:tcMar>
+          </w:tcPr>
+          <w:p>
+            <w:pPr>
+              <w:jc w:val="left"/>
+            </w:pPr>
+            <w:r>
+              <w:rPr>
+                <w:rFonts w:ascii="Arial" w:cs="Arial" w:eastAsia="Arial" w:hAnsi="Arial"/>
+                <w:b/>
+                <w:bCs/>
+                <w:i w:val="false"/>
+                <w:iCs w:val="false"/>
+                <w:color w:val="C62828"/>
+                <w:sz w:val="18"/>
+                <w:szCs w:val="18"/>
+              </w:rPr>
+              <w:t xml:space="preserve">Alta</w:t>
+            </w:r>
+          </w:p>
+        </w:tc>
+        <w:tc>
+          <w:tcPr>
+            <w:tcW w:type="dxa" w:w="4026"/>
+            <w:tcBorders>
+              <w:top w:val="single" w:color="E0DBD4" w:sz="6"/>
+              <w:left w:val="single" w:color="E0DBD4" w:sz="6"/>
+              <w:bottom w:val="single" w:color="E0DBD4" w:sz="6"/>
+              <w:right w:val="single" w:color="E0DBD4" w:sz="6"/>
+            </w:tcBorders>
+            <w:shd w:fill="FFFFFF" w:val="clear"/>
+            <w:tcMar>
+              <w:top w:type="dxa" w:w="90"/>
+              <w:left w:type="dxa" w:w="150"/>
+              <w:bottom w:type="dxa" w:w="90"/>
+              <w:right w:type="dxa" w:w="150"/>
+            </w:tcMar>
+          </w:tcPr>
+          <w:p>
+            <w:pPr>
+              <w:jc w:val="left"/>
+            </w:pPr>
+            <w:r>
+              <w:rPr>
+                <w:rFonts w:ascii="Arial" w:cs="Arial" w:eastAsia="Arial" w:hAnsi="Arial"/>
+                <w:b w:val="false"/>
+                <w:bCs w:val="false"/>
+                <w:i w:val="false"/>
+                <w:iCs w:val="false"/>
+                <w:color w:val="555555"/>
+                <w:sz w:val="18"/>
+                <w:szCs w:val="18"/>
+              </w:rPr>
+              <w:t xml:space="preserve">try/catch en todas las operaciones. Fallo silencioso sin romper la UI.</w:t>
+            </w:r>
+          </w:p>
+        </w:tc>
+      </w:tr>
+      <w:tr>
+        <w:tc>
+          <w:tcPr>
+            <w:tcW w:type="dxa" w:w="3200"/>
+            <w:tcBorders>
+              <w:top w:val="single" w:color="E0DBD4" w:sz="6"/>
+              <w:left w:val="single" w:color="E0DBD4" w:sz="6"/>
+              <w:bottom w:val="single" w:color="E0DBD4" w:sz="6"/>
+              <w:right w:val="single" w:color="E0DBD4" w:sz="6"/>
+            </w:tcBorders>
+            <w:shd w:fill="FFFFFF" w:val="clear"/>
+            <w:tcMar>
+              <w:top w:type="dxa" w:w="90"/>
+              <w:left w:type="dxa" w:w="150"/>
+              <w:bottom w:type="dxa" w:w="90"/>
+              <w:right w:type="dxa" w:w="150"/>
+            </w:tcMar>
+          </w:tcPr>
+          <w:p>
+            <w:pPr>
+              <w:jc w:val="left"/>
+            </w:pPr>
+            <w:r>
+              <w:rPr>
+                <w:rFonts w:ascii="Arial" w:cs="Arial" w:eastAsia="Arial" w:hAnsi="Arial"/>
+                <w:b w:val="false"/>
+                <w:bCs w:val="false"/>
+                <w:i w:val="false"/>
+                <w:iCs w:val="false"/>
+                <w:color w:val="1A1A2E"/>
+                <w:sz w:val="18"/>
+                <w:szCs w:val="18"/>
+              </w:rPr>
+              <w:t xml:space="preserve">Datos v1 sin fechaCreacion rompen el cálculo de alerta</w:t>
+            </w:r>
+          </w:p>
+        </w:tc>
+        <w:tc>
+          <w:tcPr>
+            <w:tcW w:type="dxa" w:w="1800"/>
+            <w:tcBorders>
+              <w:top w:val="single" w:color="E0DBD4" w:sz="6"/>
+              <w:left w:val="single" w:color="E0DBD4" w:sz="6"/>
+              <w:bottom w:val="single" w:color="E0DBD4" w:sz="6"/>
+              <w:right w:val="single" w:color="E0DBD4" w:sz="6"/>
+            </w:tcBorders>
+            <w:shd w:fill="FFFFFF" w:val="clear"/>
+            <w:tcMar>
+              <w:top w:type="dxa" w:w="90"/>
+              <w:left w:type="dxa" w:w="150"/>
+              <w:bottom w:type="dxa" w:w="90"/>
+              <w:right w:type="dxa" w:w="150"/>
+            </w:tcMar>
+          </w:tcPr>
+          <w:p>
+            <w:pPr>
+              <w:jc w:val="left"/>
+            </w:pPr>
+            <w:r>
+              <w:rPr>
+                <w:rFonts w:ascii="Arial" w:cs="Arial" w:eastAsia="Arial" w:hAnsi="Arial"/>
+                <w:b/>
+                <w:bCs/>
+                <w:i w:val="false"/>
+                <w:iCs w:val="false"/>
+                <w:color w:val="C07010"/>
+                <w:sz w:val="18"/>
+                <w:szCs w:val="18"/>
+              </w:rPr>
+              <w:t xml:space="preserve">Media</w:t>
+            </w:r>
+          </w:p>
+        </w:tc>
+        <w:tc>
+          <w:tcPr>
+            <w:tcW w:type="dxa" w:w="4026"/>
+            <w:tcBorders>
+              <w:top w:val="single" w:color="E0DBD4" w:sz="6"/>
+              <w:left w:val="single" w:color="E0DBD4" w:sz="6"/>
+              <w:bottom w:val="single" w:color="E0DBD4" w:sz="6"/>
+              <w:right w:val="single" w:color="E0DBD4" w:sz="6"/>
+            </w:tcBorders>
+            <w:shd w:fill="FFFFFF" w:val="clear"/>
+            <w:tcMar>
+              <w:top w:type="dxa" w:w="90"/>
+              <w:left w:type="dxa" w:w="150"/>
+              <w:bottom w:type="dxa" w:w="90"/>
+              <w:right w:type="dxa" w:w="150"/>
+            </w:tcMar>
+          </w:tcPr>
+          <w:p>
+            <w:pPr>
+              <w:jc w:val="left"/>
+            </w:pPr>
+            <w:r>
+              <w:rPr>
+                <w:rFonts w:ascii="Arial" w:cs="Arial" w:eastAsia="Arial" w:hAnsi="Arial"/>
+                <w:b w:val="false"/>
+                <w:bCs w:val="false"/>
+                <w:i w:val="false"/>
+                <w:iCs w:val="false"/>
+                <w:color w:val="555555"/>
+                <w:sz w:val="18"/>
+                <w:szCs w:val="18"/>
+              </w:rPr>
+              <w:t xml:space="preserve">Migración automática en useEffect: añadir Date.now() a incidencias sin ese campo.</w:t>
+            </w:r>
+          </w:p>
+        </w:tc>
+      </w:tr>
+      <w:tr>
+        <w:tc>
+          <w:tcPr>
+            <w:tcW w:type="dxa" w:w="3200"/>
+            <w:tcBorders>
+              <w:top w:val="single" w:color="E0DBD4" w:sz="6"/>
+              <w:left w:val="single" w:color="E0DBD4" w:sz="6"/>
+              <w:bottom w:val="single" w:color="E0DBD4" w:sz="6"/>
+              <w:right w:val="single" w:color="E0DBD4" w:sz="6"/>
+            </w:tcBorders>
+            <w:shd w:fill="FFFFFF" w:val="clear"/>
+            <w:tcMar>
+              <w:top w:type="dxa" w:w="90"/>
+              <w:left w:type="dxa" w:w="150"/>
+              <w:bottom w:type="dxa" w:w="90"/>
+              <w:right w:type="dxa" w:w="150"/>
+            </w:tcMar>
+          </w:tcPr>
+          <w:p>
+            <w:pPr>
+              <w:jc w:val="left"/>
+            </w:pPr>
+            <w:r>
+              <w:rPr>
+                <w:rFonts w:ascii="Arial" w:cs="Arial" w:eastAsia="Arial" w:hAnsi="Arial"/>
+                <w:b w:val="false"/>
+                <w:bCs w:val="false"/>
+                <w:i w:val="false"/>
+                <w:iCs w:val="false"/>
+                <w:color w:val="1A1A2E"/>
+                <w:sz w:val="18"/>
+                <w:szCs w:val="18"/>
+              </w:rPr>
+              <w:t xml:space="preserve">Textarea de observaciones desborda el layout</w:t>
+            </w:r>
+          </w:p>
+        </w:tc>
+        <w:tc>
+          <w:tcPr>
+            <w:tcW w:type="dxa" w:w="1800"/>
+            <w:tcBorders>
+              <w:top w:val="single" w:color="E0DBD4" w:sz="6"/>
+              <w:left w:val="single" w:color="E0DBD4" w:sz="6"/>
+              <w:bottom w:val="single" w:color="E0DBD4" w:sz="6"/>
+              <w:right w:val="single" w:color="E0DBD4" w:sz="6"/>
+            </w:tcBorders>
+            <w:shd w:fill="FFFFFF" w:val="clear"/>
+            <w:tcMar>
+              <w:top w:type="dxa" w:w="90"/>
+              <w:left w:type="dxa" w:w="150"/>
+              <w:bottom w:type="dxa" w:w="90"/>
+              <w:right w:type="dxa" w:w="150"/>
+            </w:tcMar>
+          </w:tcPr>
+          <w:p>
+            <w:pPr>
+              <w:jc w:val="left"/>
+            </w:pPr>
+            <w:r>
+              <w:rPr>
+                <w:rFonts w:ascii="Arial" w:cs="Arial" w:eastAsia="Arial" w:hAnsi="Arial"/>
+                <w:b/>
+                <w:bCs/>
+                <w:i w:val="false"/>
+                <w:iCs w:val="false"/>
+                <w:color w:val="1A6040"/>
+                <w:sz w:val="18"/>
+                <w:szCs w:val="18"/>
+              </w:rPr>
+              <w:t xml:space="preserve">Baja</w:t>
+            </w:r>
+          </w:p>
+        </w:tc>
+        <w:tc>
+          <w:tcPr>
+            <w:tcW w:type="dxa" w:w="4026"/>
+            <w:tcBorders>
+              <w:top w:val="single" w:color="E0DBD4" w:sz="6"/>
+              <w:left w:val="single" w:color="E0DBD4" w:sz="6"/>
+              <w:bottom w:val="single" w:color="E0DBD4" w:sz="6"/>
+              <w:right w:val="single" w:color="E0DBD4" w:sz="6"/>
+            </w:tcBorders>
+            <w:shd w:fill="FFFFFF" w:val="clear"/>
+            <w:tcMar>
+              <w:top w:type="dxa" w:w="90"/>
+              <w:left w:type="dxa" w:w="150"/>
+              <w:bottom w:type="dxa" w:w="90"/>
+              <w:right w:type="dxa" w:w="150"/>
+            </w:tcMar>
+          </w:tcPr>
+          <w:p>
+            <w:pPr>
+              <w:jc w:val="left"/>
+            </w:pPr>
+            <w:r>
+              <w:rPr>
+                <w:rFonts w:ascii="Arial" w:cs="Arial" w:eastAsia="Arial" w:hAnsi="Arial"/>
+                <w:b w:val="false"/>
+                <w:bCs w:val="false"/>
+                <w:i w:val="false"/>
+                <w:iCs w:val="false"/>
+                <w:color w:val="555555"/>
+                <w:sz w:val="18"/>
+                <w:szCs w:val="18"/>
+              </w:rPr>
+              <w:t xml:space="preserve">maxLength 500, overflow-y: auto en el contenedor de la vista detalle.</w:t>
+            </w:r>
+          </w:p>
+        </w:tc>
+      </w:tr>
+    </w:tbl>
+    <w:p>
+      <w:pPr>
+        <w:pBdr>
+          <w:bottom w:val="single" w:color="E0DBD4" w:sz="2" w:space="1"/>
+        </w:pBdr>
+        <w:spacing w:before="220" w:after="220"/>
+      </w:pPr>
+      <w:r>
+        <w:t xml:space="preserve"/>
+      </w:r>
+    </w:p>
+    <w:p>
+      <w:pPr>
+        <w:spacing w:before="260" w:after="80"/>
+      </w:pPr>
+      <w:r>
+        <w:rPr>
+          <w:rFonts w:ascii="Arial" w:cs="Arial" w:eastAsia="Arial" w:hAnsi="Arial"/>
+          <w:b/>
+          <w:bCs/>
+          <w:color w:val="1A1A2E"/>
+          <w:sz w:val="22"/>
+          <w:szCs w:val="22"/>
+        </w:rPr>
+        <w:t xml:space="preserve">8. Criterios de aceptación</w:t>
       </w:r>
     </w:p>
     <w:p>
@@ -4077,7 +3249,7 @@
           <w:sz w:val="19"/>
           <w:szCs w:val="19"/>
         </w:rPr>
-        <w:t xml:space="preserve">Toast: </w:t>
+        <w:t xml:space="preserve">Persistencia: </w:t>
       </w:r>
       <w:r>
         <w:rPr>
@@ -4086,7 +3258,7 @@
           <w:sz w:val="19"/>
           <w:szCs w:val="19"/>
         </w:rPr>
-        <w:t xml:space="preserve">Al guardar una nueva incidencia aparece una confirmación visual que desaparece sola en menos de 3 segundos.</w:t>
+        <w:t xml:space="preserve">Crear incidencia, recargar, la incidencia sigue presente con todos sus campos.</w:t>
       </w:r>
     </w:p>
     <w:p>
@@ -4107,7 +3279,7 @@
           <w:sz w:val="19"/>
           <w:szCs w:val="19"/>
         </w:rPr>
-        <w:t xml:space="preserve">Observaciones: </w:t>
+        <w:t xml:space="preserve">Indicador diagnóstico: </w:t>
       </w:r>
       <w:r>
         <w:rPr>
@@ -4116,7 +3288,7 @@
           <w:sz w:val="19"/>
           <w:szCs w:val="19"/>
         </w:rPr>
-        <w:t xml:space="preserve">Es posible añadir texto en el campo de observaciones de una incidencia existente y que ese texto persista tras recargar.</w:t>
+        <w:t xml:space="preserve">En el listado es visible sin abrir ninguna incidencia cuáles tienen diagnóstico y cuáles no.</w:t>
       </w:r>
     </w:p>
     <w:p>
@@ -4137,7 +3309,7 @@
           <w:sz w:val="19"/>
           <w:szCs w:val="19"/>
         </w:rPr>
-        <w:t xml:space="preserve">Sin regresiones: </w:t>
+        <w:t xml:space="preserve">Alerta: </w:t>
       </w:r>
       <w:r>
         <w:rPr>
@@ -4146,7 +3318,97 @@
           <w:sz w:val="19"/>
           <w:szCs w:val="19"/>
         </w:rPr>
-        <w:t xml:space="preserve">Las funcionalidades de v1 (filtros, cambio de estado, diagnóstico IA, KPIs) siguen funcionando exactamente igual.</w:t>
+        <w:t xml:space="preserve">Incidencia Crítica + Abierta + más de 2h muestra banner. Al cambiar su estado el banner desaparece.</w:t>
+      </w:r>
+    </w:p>
+    <w:p>
+      <w:pPr>
+        <w:pStyle w:val="ListParagraph"/>
+        <w:numPr>
+          <w:ilvl w:val="0"/>
+          <w:numId w:val="2"/>
+        </w:numPr>
+        <w:spacing w:before="50" w:after="50"/>
+      </w:pPr>
+      <w:r>
+        <w:rPr>
+          <w:rFonts w:ascii="Arial" w:cs="Arial" w:eastAsia="Arial" w:hAnsi="Arial"/>
+          <w:b/>
+          <w:bCs/>
+          <w:color w:val="1A1A2E"/>
+          <w:sz w:val="19"/>
+          <w:szCs w:val="19"/>
+        </w:rPr>
+        <w:t xml:space="preserve">Toast: </w:t>
+      </w:r>
+      <w:r>
+        <w:rPr>
+          <w:rFonts w:ascii="Arial" w:cs="Arial" w:eastAsia="Arial" w:hAnsi="Arial"/>
+          <w:color w:val="555555"/>
+          <w:sz w:val="19"/>
+          <w:szCs w:val="19"/>
+        </w:rPr>
+        <w:t xml:space="preserve">Al guardar aparece confirmación visual que desaparece sola en menos de 3 segundos.</w:t>
+      </w:r>
+    </w:p>
+    <w:p>
+      <w:pPr>
+        <w:pStyle w:val="ListParagraph"/>
+        <w:numPr>
+          <w:ilvl w:val="0"/>
+          <w:numId w:val="2"/>
+        </w:numPr>
+        <w:spacing w:before="50" w:after="50"/>
+      </w:pPr>
+      <w:r>
+        <w:rPr>
+          <w:rFonts w:ascii="Arial" w:cs="Arial" w:eastAsia="Arial" w:hAnsi="Arial"/>
+          <w:b/>
+          <w:bCs/>
+          <w:color w:val="1A1A2E"/>
+          <w:sz w:val="19"/>
+          <w:szCs w:val="19"/>
+        </w:rPr>
+        <w:t xml:space="preserve">Observaciones: </w:t>
+      </w:r>
+      <w:r>
+        <w:rPr>
+          <w:rFonts w:ascii="Arial" w:cs="Arial" w:eastAsia="Arial" w:hAnsi="Arial"/>
+          <w:color w:val="555555"/>
+          <w:sz w:val="19"/>
+          <w:szCs w:val="19"/>
+        </w:rPr>
+        <w:t xml:space="preserve">Texto añadido en observaciones persiste tras recargar.</w:t>
+      </w:r>
+    </w:p>
+    <w:p>
+      <w:pPr>
+        <w:pStyle w:val="ListParagraph"/>
+        <w:numPr>
+          <w:ilvl w:val="0"/>
+          <w:numId w:val="2"/>
+        </w:numPr>
+        <w:spacing w:before="50" w:after="50"/>
+      </w:pPr>
+      <w:r>
+        <w:rPr>
+          <w:rFonts w:ascii="Arial" w:cs="Arial" w:eastAsia="Arial" w:hAnsi="Arial"/>
+          <w:b/>
+          <w:bCs/>
+          <w:color w:val="1A1A2E"/>
+          <w:sz w:val="19"/>
+          <w:szCs w:val="19"/>
+        </w:rPr>
+        <w:t xml:space="preserve">Sin regresiones: </w:t>
+      </w:r>
+      <w:r>
+        <w:rPr>
+          <w:rFonts w:ascii="Arial" w:cs="Arial" w:eastAsia="Arial" w:hAnsi="Arial"/>
+          <w:color w:val="555555"/>
+          <w:sz w:val="19"/>
+          <w:szCs w:val="19"/>
+        </w:rPr>
+        <w:t xml:space="preserve">Filtros, cambio de estado, diagnóstico IA y KPIs funcionan igual que en v1.</w:t>
       </w:r>
     </w:p>
     <w:p>
